--- a/klagomål/A 23-2026 FSC-klagomål.docx
+++ b/klagomål/A 23-2026 FSC-klagomål.docx
@@ -673,7 +673,7 @@
     <w:r>
       <w:tab/>
       <w:tab/>
-      <w:t>2026-01-03</w:t>
+      <w:t>2026-01-04</w:t>
       <w:br/>
       <w:br/>
     </w:r>

--- a/klagomål/A 23-2026 FSC-klagomål.docx
+++ b/klagomål/A 23-2026 FSC-klagomål.docx
@@ -673,7 +673,7 @@
     <w:r>
       <w:tab/>
       <w:tab/>
-      <w:t>2026-01-07</w:t>
+      <w:t>2026-01-08</w:t>
       <w:br/>
       <w:br/>
     </w:r>

--- a/klagomål/A 23-2026 FSC-klagomål.docx
+++ b/klagomål/A 23-2026 FSC-klagomål.docx
@@ -673,7 +673,7 @@
     <w:r>
       <w:tab/>
       <w:tab/>
-      <w:t>2026-01-08</w:t>
+      <w:t>2026-01-09</w:t>
       <w:br/>
       <w:br/>
     </w:r>

--- a/klagomål/A 23-2026 FSC-klagomål.docx
+++ b/klagomål/A 23-2026 FSC-klagomål.docx
@@ -673,7 +673,7 @@
     <w:r>
       <w:tab/>
       <w:tab/>
-      <w:t>2026-01-09</w:t>
+      <w:t>2026-01-10</w:t>
       <w:br/>
       <w:br/>
     </w:r>

--- a/klagomål/A 23-2026 FSC-klagomål.docx
+++ b/klagomål/A 23-2026 FSC-klagomål.docx
@@ -673,7 +673,7 @@
     <w:r>
       <w:tab/>
       <w:tab/>
-      <w:t>2026-01-10</w:t>
+      <w:t>2026-01-11</w:t>
       <w:br/>
       <w:br/>
     </w:r>

--- a/klagomål/A 23-2026 FSC-klagomål.docx
+++ b/klagomål/A 23-2026 FSC-klagomål.docx
@@ -673,7 +673,7 @@
     <w:r>
       <w:tab/>
       <w:tab/>
-      <w:t>2026-01-11</w:t>
+      <w:t>2026-01-12</w:t>
       <w:br/>
       <w:br/>
     </w:r>

--- a/klagomål/A 23-2026 FSC-klagomål.docx
+++ b/klagomål/A 23-2026 FSC-klagomål.docx
@@ -673,7 +673,7 @@
     <w:r>
       <w:tab/>
       <w:tab/>
-      <w:t>2026-01-12</w:t>
+      <w:t>2026-01-13</w:t>
       <w:br/>
       <w:br/>
     </w:r>

--- a/klagomål/A 23-2026 FSC-klagomål.docx
+++ b/klagomål/A 23-2026 FSC-klagomål.docx
@@ -673,7 +673,7 @@
     <w:r>
       <w:tab/>
       <w:tab/>
-      <w:t>2026-01-13</w:t>
+      <w:t>2026-01-14</w:t>
       <w:br/>
       <w:br/>
     </w:r>

--- a/klagomål/A 23-2026 FSC-klagomål.docx
+++ b/klagomål/A 23-2026 FSC-klagomål.docx
@@ -673,7 +673,7 @@
     <w:r>
       <w:tab/>
       <w:tab/>
-      <w:t>2026-01-14</w:t>
+      <w:t>2026-01-15</w:t>
       <w:br/>
       <w:br/>
     </w:r>

--- a/klagomål/A 23-2026 FSC-klagomål.docx
+++ b/klagomål/A 23-2026 FSC-klagomål.docx
@@ -673,7 +673,7 @@
     <w:r>
       <w:tab/>
       <w:tab/>
-      <w:t>2026-01-15</w:t>
+      <w:t>2026-01-16</w:t>
       <w:br/>
       <w:br/>
     </w:r>

--- a/klagomål/A 23-2026 FSC-klagomål.docx
+++ b/klagomål/A 23-2026 FSC-klagomål.docx
@@ -673,7 +673,7 @@
     <w:r>
       <w:tab/>
       <w:tab/>
-      <w:t>2026-01-16</w:t>
+      <w:t>2026-01-17</w:t>
       <w:br/>
       <w:br/>
     </w:r>

--- a/klagomål/A 23-2026 FSC-klagomål.docx
+++ b/klagomål/A 23-2026 FSC-klagomål.docx
@@ -673,7 +673,7 @@
     <w:r>
       <w:tab/>
       <w:tab/>
-      <w:t>2026-01-17</w:t>
+      <w:t>2026-01-18</w:t>
       <w:br/>
       <w:br/>
     </w:r>

--- a/klagomål/A 23-2026 FSC-klagomål.docx
+++ b/klagomål/A 23-2026 FSC-klagomål.docx
@@ -673,7 +673,7 @@
     <w:r>
       <w:tab/>
       <w:tab/>
-      <w:t>2026-01-18</w:t>
+      <w:t>2026-01-19</w:t>
       <w:br/>
       <w:br/>
     </w:r>

--- a/klagomål/A 23-2026 FSC-klagomål.docx
+++ b/klagomål/A 23-2026 FSC-klagomål.docx
@@ -673,7 +673,7 @@
     <w:r>
       <w:tab/>
       <w:tab/>
-      <w:t>2026-01-19</w:t>
+      <w:t>2026-01-20</w:t>
       <w:br/>
       <w:br/>
     </w:r>

--- a/klagomål/A 23-2026 FSC-klagomål.docx
+++ b/klagomål/A 23-2026 FSC-klagomål.docx
@@ -673,7 +673,7 @@
     <w:r>
       <w:tab/>
       <w:tab/>
-      <w:t>2026-01-20</w:t>
+      <w:t>2026-01-21</w:t>
       <w:br/>
       <w:br/>
     </w:r>

--- a/klagomål/A 23-2026 FSC-klagomål.docx
+++ b/klagomål/A 23-2026 FSC-klagomål.docx
@@ -673,7 +673,7 @@
     <w:r>
       <w:tab/>
       <w:tab/>
-      <w:t>2026-01-21</w:t>
+      <w:t>2026-01-23</w:t>
       <w:br/>
       <w:br/>
     </w:r>

--- a/klagomål/A 23-2026 FSC-klagomål.docx
+++ b/klagomål/A 23-2026 FSC-klagomål.docx
@@ -673,7 +673,7 @@
     <w:r>
       <w:tab/>
       <w:tab/>
-      <w:t>2026-01-23</w:t>
+      <w:t>2026-01-24</w:t>
       <w:br/>
       <w:br/>
     </w:r>

--- a/klagomål/A 23-2026 FSC-klagomål.docx
+++ b/klagomål/A 23-2026 FSC-klagomål.docx
@@ -673,7 +673,7 @@
     <w:r>
       <w:tab/>
       <w:tab/>
-      <w:t>2026-01-24</w:t>
+      <w:t>2026-01-25</w:t>
       <w:br/>
       <w:br/>
     </w:r>

--- a/klagomål/A 23-2026 FSC-klagomål.docx
+++ b/klagomål/A 23-2026 FSC-klagomål.docx
@@ -673,7 +673,7 @@
     <w:r>
       <w:tab/>
       <w:tab/>
-      <w:t>2026-01-25</w:t>
+      <w:t>2026-01-26</w:t>
       <w:br/>
       <w:br/>
     </w:r>

--- a/klagomål/A 23-2026 FSC-klagomål.docx
+++ b/klagomål/A 23-2026 FSC-klagomål.docx
@@ -673,7 +673,7 @@
     <w:r>
       <w:tab/>
       <w:tab/>
-      <w:t>2026-01-26</w:t>
+      <w:t>2026-01-27</w:t>
       <w:br/>
       <w:br/>
     </w:r>

--- a/klagomål/A 23-2026 FSC-klagomål.docx
+++ b/klagomål/A 23-2026 FSC-klagomål.docx
@@ -673,7 +673,7 @@
     <w:r>
       <w:tab/>
       <w:tab/>
-      <w:t>2026-01-27</w:t>
+      <w:t>2026-01-28</w:t>
       <w:br/>
       <w:br/>
     </w:r>

--- a/klagomål/A 23-2026 FSC-klagomål.docx
+++ b/klagomål/A 23-2026 FSC-klagomål.docx
@@ -711,7 +711,7 @@
     <w:r>
       <w:tab/>
       <w:tab/>
-      <w:t>2026-02-22</w:t>
+      <w:t>2026-02-23</w:t>
       <w:br/>
       <w:br/>
     </w:r>

--- a/klagomål/A 23-2026 FSC-klagomål.docx
+++ b/klagomål/A 23-2026 FSC-klagomål.docx
@@ -711,7 +711,7 @@
     <w:r>
       <w:tab/>
       <w:tab/>
-      <w:t>2026-02-23</w:t>
+      <w:t>2026-02-24</w:t>
       <w:br/>
       <w:br/>
     </w:r>

--- a/klagomål/A 23-2026 FSC-klagomål.docx
+++ b/klagomål/A 23-2026 FSC-klagomål.docx
@@ -711,7 +711,7 @@
     <w:r>
       <w:tab/>
       <w:tab/>
-      <w:t>2026-02-24</w:t>
+      <w:t>2026-02-25</w:t>
       <w:br/>
       <w:br/>
     </w:r>

--- a/klagomål/A 23-2026 FSC-klagomål.docx
+++ b/klagomål/A 23-2026 FSC-klagomål.docx
@@ -711,7 +711,7 @@
     <w:r>
       <w:tab/>
       <w:tab/>
-      <w:t>2026-02-25</w:t>
+      <w:t>2026-02-26</w:t>
       <w:br/>
       <w:br/>
     </w:r>

--- a/klagomål/A 23-2026 FSC-klagomål.docx
+++ b/klagomål/A 23-2026 FSC-klagomål.docx
@@ -711,7 +711,7 @@
     <w:r>
       <w:tab/>
       <w:tab/>
-      <w:t>2026-02-26</w:t>
+      <w:t>2026-02-28</w:t>
       <w:br/>
       <w:br/>
     </w:r>

--- a/klagomål/A 23-2026 FSC-klagomål.docx
+++ b/klagomål/A 23-2026 FSC-klagomål.docx
@@ -711,7 +711,7 @@
     <w:r>
       <w:tab/>
       <w:tab/>
-      <w:t>2026-02-28</w:t>
+      <w:t>2026-03-01</w:t>
       <w:br/>
       <w:br/>
     </w:r>

--- a/klagomål/A 23-2026 FSC-klagomål.docx
+++ b/klagomål/A 23-2026 FSC-klagomål.docx
@@ -711,7 +711,7 @@
     <w:r>
       <w:tab/>
       <w:tab/>
-      <w:t>2026-03-01</w:t>
+      <w:t>2026-03-02</w:t>
       <w:br/>
       <w:br/>
     </w:r>

--- a/klagomål/A 23-2026 FSC-klagomål.docx
+++ b/klagomål/A 23-2026 FSC-klagomål.docx
@@ -289,7 +289,7 @@
         <w:rPr>
           <w:i/>
         </w:rPr>
-        <w:t xml:space="preserve"> 9070 Trädklädd betesmark </w:t>
+        <w:t xml:space="preserve"> 9070 Trädklädd betesmark</w:t>
       </w:r>
       <w:r>
         <w:t xml:space="preserve"> (SLU Artdatabanken, 2024).</w:t>
@@ -711,7 +711,7 @@
     <w:r>
       <w:tab/>
       <w:tab/>
-      <w:t>2026-03-02</w:t>
+      <w:t>2026-03-03</w:t>
       <w:br/>
       <w:br/>
     </w:r>

--- a/klagomål/A 23-2026 FSC-klagomål.docx
+++ b/klagomål/A 23-2026 FSC-klagomål.docx
@@ -711,7 +711,7 @@
     <w:r>
       <w:tab/>
       <w:tab/>
-      <w:t>2026-03-03</w:t>
+      <w:t>2026-03-04</w:t>
       <w:br/>
       <w:br/>
     </w:r>

--- a/klagomål/A 23-2026 FSC-klagomål.docx
+++ b/klagomål/A 23-2026 FSC-klagomål.docx
@@ -711,7 +711,7 @@
     <w:r>
       <w:tab/>
       <w:tab/>
-      <w:t>2026-03-04</w:t>
+      <w:t>2026-03-05</w:t>
       <w:br/>
       <w:br/>
     </w:r>

--- a/klagomål/A 23-2026 FSC-klagomål.docx
+++ b/klagomål/A 23-2026 FSC-klagomål.docx
@@ -711,7 +711,7 @@
     <w:r>
       <w:tab/>
       <w:tab/>
-      <w:t>2026-03-05</w:t>
+      <w:t>2026-03-06</w:t>
       <w:br/>
       <w:br/>
     </w:r>

--- a/klagomål/A 23-2026 FSC-klagomål.docx
+++ b/klagomål/A 23-2026 FSC-klagomål.docx
@@ -711,7 +711,7 @@
     <w:r>
       <w:tab/>
       <w:tab/>
-      <w:t>2026-03-06</w:t>
+      <w:t>2026-03-07</w:t>
       <w:br/>
       <w:br/>
     </w:r>

--- a/klagomål/A 23-2026 FSC-klagomål.docx
+++ b/klagomål/A 23-2026 FSC-klagomål.docx
@@ -711,7 +711,7 @@
     <w:r>
       <w:tab/>
       <w:tab/>
-      <w:t>2026-06-15</w:t>
+      <w:t>2026-06-16</w:t>
       <w:br/>
       <w:br/>
     </w:r>

--- a/klagomål/A 23-2026 FSC-klagomål.docx
+++ b/klagomål/A 23-2026 FSC-klagomål.docx
@@ -711,7 +711,7 @@
     <w:r>
       <w:tab/>
       <w:tab/>
-      <w:t>2026-06-16</w:t>
+      <w:t>2026-06-17</w:t>
       <w:br/>
       <w:br/>
     </w:r>

--- a/klagomål/A 23-2026 FSC-klagomål.docx
+++ b/klagomål/A 23-2026 FSC-klagomål.docx
@@ -1,6 +1,6 @@
 
 <file path=word/document.xml><?xml version="1.0" encoding="utf-8"?>
-<w:document xmlns:wpc="http://schemas.microsoft.com/office/word/2010/wordprocessingCanvas" xmlns:cx="http://schemas.microsoft.com/office/drawing/2014/chartex" xmlns:cx1="http://schemas.microsoft.com/office/drawing/2015/9/8/chartex" xmlns:cx2="http://schemas.microsoft.com/office/drawing/2015/10/21/chartex" xmlns:cx3="http://schemas.microsoft.com/office/drawing/2016/5/9/chartex" xmlns:cx4="http://schemas.microsoft.com/office/drawing/2016/5/10/chartex" xmlns:cx5="http://schemas.microsoft.com/office/drawing/2016/5/11/chartex" xmlns:cx6="http://schemas.microsoft.com/office/drawing/2016/5/12/chartex" xmlns:cx7="http://schemas.microsoft.com/office/drawing/2016/5/13/chartex" xmlns:cx8="http://schemas.microsoft.com/office/drawing/2016/5/14/chartex" xmlns:mc="http://schemas.openxmlformats.org/markup-compatibility/2006" xmlns:aink="http://schemas.microsoft.com/office/drawing/2016/ink" xmlns:am3d="http://schemas.microsoft.com/office/drawing/2017/model3d" xmlns:o="urn:schemas-microsoft-com:office:office" xmlns:oel="http://schemas.microsoft.com/office/2019/extlst" xmlns:r="http://schemas.openxmlformats.org/officeDocument/2006/relationships" xmlns:m="http://schemas.openxmlformats.org/officeDocument/2006/math" xmlns:v="urn:schemas-microsoft-com:vml" xmlns:wp14="http://schemas.microsoft.com/office/word/2010/wordprocessingDrawing" xmlns:wp="http://schemas.openxmlformats.org/drawingml/2006/wordprocessingDrawing" xmlns:w10="urn:schemas-microsoft-com:office:word" xmlns:w="http://schemas.openxmlformats.org/wordprocessingml/2006/main" xmlns:w14="http://schemas.microsoft.com/office/word/2010/wordml" xmlns:w15="http://schemas.microsoft.com/office/word/2012/wordml" xmlns:w16cex="http://schemas.microsoft.com/office/word/2018/wordml/cex" xmlns:w16cid="http://schemas.microsoft.com/office/word/2016/wordml/cid" xmlns:w16="http://schemas.microsoft.com/office/word/2018/wordml" xmlns:w16sdtdh="http://schemas.microsoft.com/office/word/2020/wordml/sdtdatahash" xmlns:w16se="http://schemas.microsoft.com/office/word/2015/wordml/symex" xmlns:wpg="http://schemas.microsoft.com/office/word/2010/wordprocessingGroup" xmlns:wpi="http://schemas.microsoft.com/office/word/2010/wordprocessingInk" xmlns:wne="http://schemas.microsoft.com/office/word/2006/wordml" xmlns:wps="http://schemas.microsoft.com/office/word/2010/wordprocessingShape" mc:Ignorable="w14 w15 w16se w16cid w16 w16cex w16sdtdh wp14">
+<w:document xmlns:wpc="http://schemas.microsoft.com/office/word/2010/wordprocessingCanvas" xmlns:cx="http://schemas.microsoft.com/office/drawing/2014/chartex" xmlns:cx1="http://schemas.microsoft.com/office/drawing/2015/9/8/chartex" xmlns:cx2="http://schemas.microsoft.com/office/drawing/2015/10/21/chartex" xmlns:cx3="http://schemas.microsoft.com/office/drawing/2016/5/9/chartex" xmlns:cx4="http://schemas.microsoft.com/office/drawing/2016/5/10/chartex" xmlns:cx5="http://schemas.microsoft.com/office/drawing/2016/5/11/chartex" xmlns:cx6="http://schemas.microsoft.com/office/drawing/2016/5/12/chartex" xmlns:cx7="http://schemas.microsoft.com/office/drawing/2016/5/13/chartex" xmlns:cx8="http://schemas.microsoft.com/office/drawing/2016/5/14/chartex" xmlns:mc="http://schemas.openxmlformats.org/markup-compatibility/2006" xmlns:aink="http://schemas.microsoft.com/office/drawing/2016/ink" xmlns:am3d="http://schemas.microsoft.com/office/drawing/2017/model3d" xmlns:o="urn:schemas-microsoft-com:office:office" xmlns:oel="http://schemas.microsoft.com/office/2019/extlst" xmlns:r="http://schemas.openxmlformats.org/officeDocument/2006/relationships" xmlns:m="http://schemas.openxmlformats.org/officeDocument/2006/math" xmlns:v="urn:schemas-microsoft-com:vml" xmlns:wp14="http://schemas.microsoft.com/office/word/2010/wordprocessingDrawing" xmlns:wp="http://schemas.openxmlformats.org/drawingml/2006/wordprocessingDrawing" xmlns:w10="urn:schemas-microsoft-com:office:word" xmlns:w="http://schemas.openxmlformats.org/wordprocessingml/2006/main" xmlns:w14="http://schemas.microsoft.com/office/word/2010/wordml" xmlns:w15="http://schemas.microsoft.com/office/word/2012/wordml" xmlns:w16cex="http://schemas.microsoft.com/office/word/2018/wordml/cex" xmlns:w16cid="http://schemas.microsoft.com/office/word/2016/wordml/cid" xmlns:w16="http://schemas.microsoft.com/office/word/2018/wordml" xmlns:w16du="http://schemas.microsoft.com/office/word/2023/wordml/word16du" xmlns:w16sdtdh="http://schemas.microsoft.com/office/word/2020/wordml/sdtdatahash" xmlns:w16sdtfl="http://schemas.microsoft.com/office/word/2024/wordml/sdtformatlock" xmlns:w16se="http://schemas.microsoft.com/office/word/2015/wordml/symex" xmlns:wpg="http://schemas.microsoft.com/office/word/2010/wordprocessingGroup" xmlns:wpi="http://schemas.microsoft.com/office/word/2010/wordprocessingInk" xmlns:wne="http://schemas.microsoft.com/office/word/2006/wordml" xmlns:wps="http://schemas.microsoft.com/office/word/2010/wordprocessingShape" mc:Ignorable="w14 w15 w16se w16cid w16 w16cex w16sdtdh w16sdtfl w16du wp14">
   <w:body>
     <w:p>
       <w:r>
@@ -168,7 +168,7 @@
     </w:p>
     <w:p>
       <w:r>
-        <w:t>Detta dokument behandlar höga naturvärden i avverkningsanmälan A 23-2026 i Ljusdals kommun. Denna avverkningsanmälan inkom 2026-01-01 20:30:37 och omfattar 3,7 ha.</w:t>
+        <w:t>Detta dokument behandlar höga naturvärden i avverkningsanmälan A 23-2026 i Ljusdals kommun som inkom 2026-01-01 och omfattar 3,7 ha.</w:t>
       </w:r>
     </w:p>
     <w:p>
@@ -191,12 +191,15 @@
     </w:p>
     <w:p>
       <w:r>
-        <w:t>I avverkningsanmälan har följande 3 naturvårdsarter hittats: smalfotad taggsvamp (VU), garnlav (NT) och dropptaggsvamp (S). Av dessa är 2 rödlistade. För rödlistade arter har rödlistekategorin angivits inom parentes. Arter som är signalarter enligt Skogsstyrelsen har markerats med (S).</w:t>
+        <w:t>I och inom 23 meter från avverkningsanmälan har följande 4 naturvårdsarter hittats: garnlav (VU, T), smalfotad taggsvamp (VU), dropptaggsvamp (NT, T) och talltagel (NT, T). Av dessa är 4 rödlistade. För rödlistade arter har rödlistekategorin angivits inom parentes. Typiska arter inom Natura 2000 som är kopplade till skogsekosystem har markerats med (T).</w:t>
       </w:r>
     </w:p>
     <w:p>
       <w:r>
-        <w:t>De påträffade naturvårdsarterna är ett tydligt kvitto på att detta rör sig om en skog med höga naturvärden. I Figur 1 visas en karta över det avverkningsanmälda området, där samtliga fyndplatser för naturvårdsarter som finns registrerade på Artportalen har markerats.</w:t>
+        <w:t>De påträffade naturvårdsarterna är ett tydligt kvitto på att det rör sig om en skog med höga naturvärden.</w:t>
+      </w:r>
+      <w:r>
+        <w:t xml:space="preserve"> I Figur 1 visas fyndplatser för naturvårdsarter i området, som finns registrerade på Artportalen.</w:t>
       </w:r>
     </w:p>
     <w:p>
@@ -206,7 +209,7 @@
       <w:r>
         <w:drawing>
           <wp:inline xmlns:a="http://schemas.openxmlformats.org/drawingml/2006/main" xmlns:pic="http://schemas.openxmlformats.org/drawingml/2006/picture">
-            <wp:extent cx="5486400" cy="5474428"/>
+            <wp:extent cx="5486400" cy="5352137"/>
             <wp:docPr id="1" name="Picture 1"/>
             <wp:cNvGraphicFramePr>
               <a:graphicFrameLocks noChangeAspect="1"/>
@@ -227,7 +230,7 @@
                   <pic:spPr>
                     <a:xfrm>
                       <a:off x="0" y="0"/>
-                      <a:ext cx="5486400" cy="5474428"/>
+                      <a:ext cx="5486400" cy="5352137"/>
                     </a:xfrm>
                     <a:prstGeom prst="rect"/>
                   </pic:spPr>
@@ -241,9 +244,10 @@
     <w:p>
       <w:pPr>
         <w:pStyle w:val="Caption"/>
+        <w:spacing w:after="240"/>
       </w:pPr>
       <w:r>
-        <w:t>Figur 1. Fyndplatser för naturvårdsarter i det avverkningsanmälda området (röd linje). Markörer utan svart kant är placerade på fyndplatsen. Markörer med svart kant är placerade vid sidan av fyndplatsen och har ett svart streck som visar fyndplatsens exakta position. Kartans mittpunktskoordinat är N 6868423, E 527464 i SWEREF 99 TM.</w:t>
+        <w:t>Figur 1. Fyndplatser för naturvårdsarter i och inom 23 meter från avverkningsanmälan (röd linje). Markörer utan svart kant är placerade på fyndplatsen. Markörer med svart kant är placerade vid sidan av fyndplatsen och har ett svart streck som visar fyndplatsens exakta position. Kartans mittpunktskoordinat är N 6868423, E 527464 i SWEREF 99 TM.</w:t>
       </w:r>
     </w:p>
     <w:p>
@@ -304,6 +308,26 @@
       </w:r>
       <w:r>
         <w:t>, rödlistad som sårbar, växer på marken under lågor eller fallna stubbar i brandpräglad torr tallskog med lång kontinuitet. Arten är starkt associerad till kolad ved från tallar som sannolikt varit med om flera historiska skogsbränder. Detta är en process som kan ta många hundra år och det tar således mycket lång tid att återskapa lämpliga substrat. Smalfotad taggsvamp är placerad i toppen av Skogsstyrelsens värdepyramid för bedömning av skog med höga naturvärden samt globalt rödlistad som sårbar (VU) vilket innebär att Sverige har ett internationellt ansvar för arten (IUCN Redlist, 2024; Nitare &amp; Skogsstyrelsen, 2019; SLU Artdatabanken, 2024).</w:t>
+      </w:r>
+    </w:p>
+    <w:p>
+      <w:r>
+        <w:rPr>
+          <w:b/>
+        </w:rPr>
+        <w:t>Talltagel (NT)</w:t>
+      </w:r>
+      <w:r>
+        <w:t xml:space="preserve"> är en boreal art som förekommer på tall i äldre, öppna tallskogar. Den påverkas negativt av brist på kontinuitetsskog och minskningstakten bedöms vara nära gränsvärdet för Sårbar (VU). Talltagel är typisk art för </w:t>
+      </w:r>
+      <w:r>
+        <w:rPr>
+          <w:i/>
+        </w:rPr>
+        <w:t>9010 Taiga</w:t>
+      </w:r>
+      <w:r>
+        <w:t xml:space="preserve"> (SLU Artdatabanken, 2026).</w:t>
       </w:r>
     </w:p>
     <w:p>
@@ -396,7 +420,7 @@
         <w:rPr>
           <w:i/>
         </w:rPr>
-        <w:t>I det avverkningsanmälda skogsområdet har 3 naturvårdsarter varav 2 rödlistade arter sina livsmiljöer och växtplatser.</w:t>
+        <w:t>I det avverkningsanmälda skogsområdet har 4 naturvårdsarter varav 4 rödlistade arter sina livsmiljöer och växtplatser.</w:t>
       </w:r>
     </w:p>
     <w:p>
@@ -601,7 +625,7 @@
 </file>
 
 <file path=word/endnotes.xml><?xml version="1.0" encoding="utf-8"?>
-<w:endnotes xmlns:wpc="http://schemas.microsoft.com/office/word/2010/wordprocessingCanvas" xmlns:cx="http://schemas.microsoft.com/office/drawing/2014/chartex" xmlns:cx1="http://schemas.microsoft.com/office/drawing/2015/9/8/chartex" xmlns:cx2="http://schemas.microsoft.com/office/drawing/2015/10/21/chartex" xmlns:cx3="http://schemas.microsoft.com/office/drawing/2016/5/9/chartex" xmlns:cx4="http://schemas.microsoft.com/office/drawing/2016/5/10/chartex" xmlns:cx5="http://schemas.microsoft.com/office/drawing/2016/5/11/chartex" xmlns:cx6="http://schemas.microsoft.com/office/drawing/2016/5/12/chartex" xmlns:cx7="http://schemas.microsoft.com/office/drawing/2016/5/13/chartex" xmlns:cx8="http://schemas.microsoft.com/office/drawing/2016/5/14/chartex" xmlns:mc="http://schemas.openxmlformats.org/markup-compatibility/2006" xmlns:aink="http://schemas.microsoft.com/office/drawing/2016/ink" xmlns:am3d="http://schemas.microsoft.com/office/drawing/2017/model3d" xmlns:o="urn:schemas-microsoft-com:office:office" xmlns:oel="http://schemas.microsoft.com/office/2019/extlst" xmlns:r="http://schemas.openxmlformats.org/officeDocument/2006/relationships" xmlns:m="http://schemas.openxmlformats.org/officeDocument/2006/math" xmlns:v="urn:schemas-microsoft-com:vml" xmlns:wp14="http://schemas.microsoft.com/office/word/2010/wordprocessingDrawing" xmlns:wp="http://schemas.openxmlformats.org/drawingml/2006/wordprocessingDrawing" xmlns:w10="urn:schemas-microsoft-com:office:word" xmlns:w="http://schemas.openxmlformats.org/wordprocessingml/2006/main" xmlns:w14="http://schemas.microsoft.com/office/word/2010/wordml" xmlns:w15="http://schemas.microsoft.com/office/word/2012/wordml" xmlns:w16cex="http://schemas.microsoft.com/office/word/2018/wordml/cex" xmlns:w16cid="http://schemas.microsoft.com/office/word/2016/wordml/cid" xmlns:w16="http://schemas.microsoft.com/office/word/2018/wordml" xmlns:w16sdtdh="http://schemas.microsoft.com/office/word/2020/wordml/sdtdatahash" xmlns:w16se="http://schemas.microsoft.com/office/word/2015/wordml/symex" xmlns:wpg="http://schemas.microsoft.com/office/word/2010/wordprocessingGroup" xmlns:wpi="http://schemas.microsoft.com/office/word/2010/wordprocessingInk" xmlns:wne="http://schemas.microsoft.com/office/word/2006/wordml" xmlns:wps="http://schemas.microsoft.com/office/word/2010/wordprocessingShape" mc:Ignorable="w14 w15 w16se w16cid w16 w16cex w16sdtdh wp14">
+<w:endnotes xmlns:wpc="http://schemas.microsoft.com/office/word/2010/wordprocessingCanvas" xmlns:cx="http://schemas.microsoft.com/office/drawing/2014/chartex" xmlns:cx1="http://schemas.microsoft.com/office/drawing/2015/9/8/chartex" xmlns:cx2="http://schemas.microsoft.com/office/drawing/2015/10/21/chartex" xmlns:cx3="http://schemas.microsoft.com/office/drawing/2016/5/9/chartex" xmlns:cx4="http://schemas.microsoft.com/office/drawing/2016/5/10/chartex" xmlns:cx5="http://schemas.microsoft.com/office/drawing/2016/5/11/chartex" xmlns:cx6="http://schemas.microsoft.com/office/drawing/2016/5/12/chartex" xmlns:cx7="http://schemas.microsoft.com/office/drawing/2016/5/13/chartex" xmlns:cx8="http://schemas.microsoft.com/office/drawing/2016/5/14/chartex" xmlns:mc="http://schemas.openxmlformats.org/markup-compatibility/2006" xmlns:aink="http://schemas.microsoft.com/office/drawing/2016/ink" xmlns:am3d="http://schemas.microsoft.com/office/drawing/2017/model3d" xmlns:o="urn:schemas-microsoft-com:office:office" xmlns:oel="http://schemas.microsoft.com/office/2019/extlst" xmlns:r="http://schemas.openxmlformats.org/officeDocument/2006/relationships" xmlns:m="http://schemas.openxmlformats.org/officeDocument/2006/math" xmlns:v="urn:schemas-microsoft-com:vml" xmlns:wp14="http://schemas.microsoft.com/office/word/2010/wordprocessingDrawing" xmlns:wp="http://schemas.openxmlformats.org/drawingml/2006/wordprocessingDrawing" xmlns:w10="urn:schemas-microsoft-com:office:word" xmlns:w="http://schemas.openxmlformats.org/wordprocessingml/2006/main" xmlns:w14="http://schemas.microsoft.com/office/word/2010/wordml" xmlns:w15="http://schemas.microsoft.com/office/word/2012/wordml" xmlns:w16cex="http://schemas.microsoft.com/office/word/2018/wordml/cex" xmlns:w16cid="http://schemas.microsoft.com/office/word/2016/wordml/cid" xmlns:w16="http://schemas.microsoft.com/office/word/2018/wordml" xmlns:w16du="http://schemas.microsoft.com/office/word/2023/wordml/word16du" xmlns:w16sdtdh="http://schemas.microsoft.com/office/word/2020/wordml/sdtdatahash" xmlns:w16sdtfl="http://schemas.microsoft.com/office/word/2024/wordml/sdtformatlock" xmlns:w16se="http://schemas.microsoft.com/office/word/2015/wordml/symex" xmlns:wpg="http://schemas.microsoft.com/office/word/2010/wordprocessingGroup" xmlns:wpi="http://schemas.microsoft.com/office/word/2010/wordprocessingInk" xmlns:wne="http://schemas.microsoft.com/office/word/2006/wordml" xmlns:wps="http://schemas.microsoft.com/office/word/2010/wordprocessingShape" mc:Ignorable="w14 w15 w16se w16cid w16 w16cex w16sdtdh w16sdtfl w16du wp14">
   <w:endnote w:type="separator" w:id="-1">
     <w:p>
       <w:pPr>
@@ -626,7 +650,7 @@
 </file>
 
 <file path=word/footer1.xml><?xml version="1.0" encoding="utf-8"?>
-<w:ftr xmlns:wpc="http://schemas.microsoft.com/office/word/2010/wordprocessingCanvas" xmlns:cx="http://schemas.microsoft.com/office/drawing/2014/chartex" xmlns:cx1="http://schemas.microsoft.com/office/drawing/2015/9/8/chartex" xmlns:cx2="http://schemas.microsoft.com/office/drawing/2015/10/21/chartex" xmlns:cx3="http://schemas.microsoft.com/office/drawing/2016/5/9/chartex" xmlns:cx4="http://schemas.microsoft.com/office/drawing/2016/5/10/chartex" xmlns:cx5="http://schemas.microsoft.com/office/drawing/2016/5/11/chartex" xmlns:cx6="http://schemas.microsoft.com/office/drawing/2016/5/12/chartex" xmlns:cx7="http://schemas.microsoft.com/office/drawing/2016/5/13/chartex" xmlns:cx8="http://schemas.microsoft.com/office/drawing/2016/5/14/chartex" xmlns:mc="http://schemas.openxmlformats.org/markup-compatibility/2006" xmlns:aink="http://schemas.microsoft.com/office/drawing/2016/ink" xmlns:am3d="http://schemas.microsoft.com/office/drawing/2017/model3d" xmlns:o="urn:schemas-microsoft-com:office:office" xmlns:oel="http://schemas.microsoft.com/office/2019/extlst" xmlns:r="http://schemas.openxmlformats.org/officeDocument/2006/relationships" xmlns:m="http://schemas.openxmlformats.org/officeDocument/2006/math" xmlns:v="urn:schemas-microsoft-com:vml" xmlns:wp14="http://schemas.microsoft.com/office/word/2010/wordprocessingDrawing" xmlns:wp="http://schemas.openxmlformats.org/drawingml/2006/wordprocessingDrawing" xmlns:w10="urn:schemas-microsoft-com:office:word" xmlns:w="http://schemas.openxmlformats.org/wordprocessingml/2006/main" xmlns:w14="http://schemas.microsoft.com/office/word/2010/wordml" xmlns:w15="http://schemas.microsoft.com/office/word/2012/wordml" xmlns:w16cex="http://schemas.microsoft.com/office/word/2018/wordml/cex" xmlns:w16cid="http://schemas.microsoft.com/office/word/2016/wordml/cid" xmlns:w16="http://schemas.microsoft.com/office/word/2018/wordml" xmlns:w16sdtdh="http://schemas.microsoft.com/office/word/2020/wordml/sdtdatahash" xmlns:w16se="http://schemas.microsoft.com/office/word/2015/wordml/symex" xmlns:wpg="http://schemas.microsoft.com/office/word/2010/wordprocessingGroup" xmlns:wpi="http://schemas.microsoft.com/office/word/2010/wordprocessingInk" xmlns:wne="http://schemas.microsoft.com/office/word/2006/wordml" xmlns:wps="http://schemas.microsoft.com/office/word/2010/wordprocessingShape" mc:Ignorable="w14 w15 w16se w16cid w16 w16cex w16sdtdh wp14">
+<w:ftr xmlns:wpc="http://schemas.microsoft.com/office/word/2010/wordprocessingCanvas" xmlns:cx="http://schemas.microsoft.com/office/drawing/2014/chartex" xmlns:cx1="http://schemas.microsoft.com/office/drawing/2015/9/8/chartex" xmlns:cx2="http://schemas.microsoft.com/office/drawing/2015/10/21/chartex" xmlns:cx3="http://schemas.microsoft.com/office/drawing/2016/5/9/chartex" xmlns:cx4="http://schemas.microsoft.com/office/drawing/2016/5/10/chartex" xmlns:cx5="http://schemas.microsoft.com/office/drawing/2016/5/11/chartex" xmlns:cx6="http://schemas.microsoft.com/office/drawing/2016/5/12/chartex" xmlns:cx7="http://schemas.microsoft.com/office/drawing/2016/5/13/chartex" xmlns:cx8="http://schemas.microsoft.com/office/drawing/2016/5/14/chartex" xmlns:mc="http://schemas.openxmlformats.org/markup-compatibility/2006" xmlns:aink="http://schemas.microsoft.com/office/drawing/2016/ink" xmlns:am3d="http://schemas.microsoft.com/office/drawing/2017/model3d" xmlns:o="urn:schemas-microsoft-com:office:office" xmlns:oel="http://schemas.microsoft.com/office/2019/extlst" xmlns:r="http://schemas.openxmlformats.org/officeDocument/2006/relationships" xmlns:m="http://schemas.openxmlformats.org/officeDocument/2006/math" xmlns:v="urn:schemas-microsoft-com:vml" xmlns:wp14="http://schemas.microsoft.com/office/word/2010/wordprocessingDrawing" xmlns:wp="http://schemas.openxmlformats.org/drawingml/2006/wordprocessingDrawing" xmlns:w10="urn:schemas-microsoft-com:office:word" xmlns:w="http://schemas.openxmlformats.org/wordprocessingml/2006/main" xmlns:w14="http://schemas.microsoft.com/office/word/2010/wordml" xmlns:w15="http://schemas.microsoft.com/office/word/2012/wordml" xmlns:w16cex="http://schemas.microsoft.com/office/word/2018/wordml/cex" xmlns:w16cid="http://schemas.microsoft.com/office/word/2016/wordml/cid" xmlns:w16="http://schemas.microsoft.com/office/word/2018/wordml" xmlns:w16du="http://schemas.microsoft.com/office/word/2023/wordml/word16du" xmlns:w16sdtdh="http://schemas.microsoft.com/office/word/2020/wordml/sdtdatahash" xmlns:w16sdtfl="http://schemas.microsoft.com/office/word/2024/wordml/sdtformatlock" xmlns:w16se="http://schemas.microsoft.com/office/word/2015/wordml/symex" xmlns:wpg="http://schemas.microsoft.com/office/word/2010/wordprocessingGroup" xmlns:wpi="http://schemas.microsoft.com/office/word/2010/wordprocessingInk" xmlns:wne="http://schemas.microsoft.com/office/word/2006/wordml" xmlns:wps="http://schemas.microsoft.com/office/word/2010/wordprocessingShape" mc:Ignorable="w14 w15 w16se w16cid w16 w16cex w16sdtdh w16sdtfl w16du wp14">
   <w:p>
     <w:pPr>
       <w:pStyle w:val="Footer"/>
@@ -636,7 +660,7 @@
 </file>
 
 <file path=word/footer2.xml><?xml version="1.0" encoding="utf-8"?>
-<w:ftr xmlns:wpc="http://schemas.microsoft.com/office/word/2010/wordprocessingCanvas" xmlns:cx="http://schemas.microsoft.com/office/drawing/2014/chartex" xmlns:cx1="http://schemas.microsoft.com/office/drawing/2015/9/8/chartex" xmlns:cx2="http://schemas.microsoft.com/office/drawing/2015/10/21/chartex" xmlns:cx3="http://schemas.microsoft.com/office/drawing/2016/5/9/chartex" xmlns:cx4="http://schemas.microsoft.com/office/drawing/2016/5/10/chartex" xmlns:cx5="http://schemas.microsoft.com/office/drawing/2016/5/11/chartex" xmlns:cx6="http://schemas.microsoft.com/office/drawing/2016/5/12/chartex" xmlns:cx7="http://schemas.microsoft.com/office/drawing/2016/5/13/chartex" xmlns:cx8="http://schemas.microsoft.com/office/drawing/2016/5/14/chartex" xmlns:mc="http://schemas.openxmlformats.org/markup-compatibility/2006" xmlns:aink="http://schemas.microsoft.com/office/drawing/2016/ink" xmlns:am3d="http://schemas.microsoft.com/office/drawing/2017/model3d" xmlns:o="urn:schemas-microsoft-com:office:office" xmlns:oel="http://schemas.microsoft.com/office/2019/extlst" xmlns:r="http://schemas.openxmlformats.org/officeDocument/2006/relationships" xmlns:m="http://schemas.openxmlformats.org/officeDocument/2006/math" xmlns:v="urn:schemas-microsoft-com:vml" xmlns:wp14="http://schemas.microsoft.com/office/word/2010/wordprocessingDrawing" xmlns:wp="http://schemas.openxmlformats.org/drawingml/2006/wordprocessingDrawing" xmlns:w10="urn:schemas-microsoft-com:office:word" xmlns:w="http://schemas.openxmlformats.org/wordprocessingml/2006/main" xmlns:w14="http://schemas.microsoft.com/office/word/2010/wordml" xmlns:w15="http://schemas.microsoft.com/office/word/2012/wordml" xmlns:w16cex="http://schemas.microsoft.com/office/word/2018/wordml/cex" xmlns:w16cid="http://schemas.microsoft.com/office/word/2016/wordml/cid" xmlns:w16="http://schemas.microsoft.com/office/word/2018/wordml" xmlns:w16sdtdh="http://schemas.microsoft.com/office/word/2020/wordml/sdtdatahash" xmlns:w16se="http://schemas.microsoft.com/office/word/2015/wordml/symex" xmlns:wpg="http://schemas.microsoft.com/office/word/2010/wordprocessingGroup" xmlns:wpi="http://schemas.microsoft.com/office/word/2010/wordprocessingInk" xmlns:wne="http://schemas.microsoft.com/office/word/2006/wordml" xmlns:wps="http://schemas.microsoft.com/office/word/2010/wordprocessingShape" mc:Ignorable="w14 w15 w16se w16cid w16 w16cex w16sdtdh wp14">
+<w:ftr xmlns:wpc="http://schemas.microsoft.com/office/word/2010/wordprocessingCanvas" xmlns:cx="http://schemas.microsoft.com/office/drawing/2014/chartex" xmlns:cx1="http://schemas.microsoft.com/office/drawing/2015/9/8/chartex" xmlns:cx2="http://schemas.microsoft.com/office/drawing/2015/10/21/chartex" xmlns:cx3="http://schemas.microsoft.com/office/drawing/2016/5/9/chartex" xmlns:cx4="http://schemas.microsoft.com/office/drawing/2016/5/10/chartex" xmlns:cx5="http://schemas.microsoft.com/office/drawing/2016/5/11/chartex" xmlns:cx6="http://schemas.microsoft.com/office/drawing/2016/5/12/chartex" xmlns:cx7="http://schemas.microsoft.com/office/drawing/2016/5/13/chartex" xmlns:cx8="http://schemas.microsoft.com/office/drawing/2016/5/14/chartex" xmlns:mc="http://schemas.openxmlformats.org/markup-compatibility/2006" xmlns:aink="http://schemas.microsoft.com/office/drawing/2016/ink" xmlns:am3d="http://schemas.microsoft.com/office/drawing/2017/model3d" xmlns:o="urn:schemas-microsoft-com:office:office" xmlns:oel="http://schemas.microsoft.com/office/2019/extlst" xmlns:r="http://schemas.openxmlformats.org/officeDocument/2006/relationships" xmlns:m="http://schemas.openxmlformats.org/officeDocument/2006/math" xmlns:v="urn:schemas-microsoft-com:vml" xmlns:wp14="http://schemas.microsoft.com/office/word/2010/wordprocessingDrawing" xmlns:wp="http://schemas.openxmlformats.org/drawingml/2006/wordprocessingDrawing" xmlns:w10="urn:schemas-microsoft-com:office:word" xmlns:w="http://schemas.openxmlformats.org/wordprocessingml/2006/main" xmlns:w14="http://schemas.microsoft.com/office/word/2010/wordml" xmlns:w15="http://schemas.microsoft.com/office/word/2012/wordml" xmlns:w16cex="http://schemas.microsoft.com/office/word/2018/wordml/cex" xmlns:w16cid="http://schemas.microsoft.com/office/word/2016/wordml/cid" xmlns:w16="http://schemas.microsoft.com/office/word/2018/wordml" xmlns:w16du="http://schemas.microsoft.com/office/word/2023/wordml/word16du" xmlns:w16sdtdh="http://schemas.microsoft.com/office/word/2020/wordml/sdtdatahash" xmlns:w16sdtfl="http://schemas.microsoft.com/office/word/2024/wordml/sdtformatlock" xmlns:w16se="http://schemas.microsoft.com/office/word/2015/wordml/symex" xmlns:wpg="http://schemas.microsoft.com/office/word/2010/wordprocessingGroup" xmlns:wpi="http://schemas.microsoft.com/office/word/2010/wordprocessingInk" xmlns:wne="http://schemas.microsoft.com/office/word/2006/wordml" xmlns:wps="http://schemas.microsoft.com/office/word/2010/wordprocessingShape" mc:Ignorable="w14 w15 w16se w16cid w16 w16cex w16sdtdh w16sdtfl w16du wp14">
   <w:p>
     <w:pPr>
       <w:pStyle w:val="Footer"/>
@@ -646,7 +670,7 @@
 </file>
 
 <file path=word/footer3.xml><?xml version="1.0" encoding="utf-8"?>
-<w:ftr xmlns:wpc="http://schemas.microsoft.com/office/word/2010/wordprocessingCanvas" xmlns:cx="http://schemas.microsoft.com/office/drawing/2014/chartex" xmlns:cx1="http://schemas.microsoft.com/office/drawing/2015/9/8/chartex" xmlns:cx2="http://schemas.microsoft.com/office/drawing/2015/10/21/chartex" xmlns:cx3="http://schemas.microsoft.com/office/drawing/2016/5/9/chartex" xmlns:cx4="http://schemas.microsoft.com/office/drawing/2016/5/10/chartex" xmlns:cx5="http://schemas.microsoft.com/office/drawing/2016/5/11/chartex" xmlns:cx6="http://schemas.microsoft.com/office/drawing/2016/5/12/chartex" xmlns:cx7="http://schemas.microsoft.com/office/drawing/2016/5/13/chartex" xmlns:cx8="http://schemas.microsoft.com/office/drawing/2016/5/14/chartex" xmlns:mc="http://schemas.openxmlformats.org/markup-compatibility/2006" xmlns:aink="http://schemas.microsoft.com/office/drawing/2016/ink" xmlns:am3d="http://schemas.microsoft.com/office/drawing/2017/model3d" xmlns:o="urn:schemas-microsoft-com:office:office" xmlns:oel="http://schemas.microsoft.com/office/2019/extlst" xmlns:r="http://schemas.openxmlformats.org/officeDocument/2006/relationships" xmlns:m="http://schemas.openxmlformats.org/officeDocument/2006/math" xmlns:v="urn:schemas-microsoft-com:vml" xmlns:wp14="http://schemas.microsoft.com/office/word/2010/wordprocessingDrawing" xmlns:wp="http://schemas.openxmlformats.org/drawingml/2006/wordprocessingDrawing" xmlns:w10="urn:schemas-microsoft-com:office:word" xmlns:w="http://schemas.openxmlformats.org/wordprocessingml/2006/main" xmlns:w14="http://schemas.microsoft.com/office/word/2010/wordml" xmlns:w15="http://schemas.microsoft.com/office/word/2012/wordml" xmlns:w16cex="http://schemas.microsoft.com/office/word/2018/wordml/cex" xmlns:w16cid="http://schemas.microsoft.com/office/word/2016/wordml/cid" xmlns:w16="http://schemas.microsoft.com/office/word/2018/wordml" xmlns:w16sdtdh="http://schemas.microsoft.com/office/word/2020/wordml/sdtdatahash" xmlns:w16se="http://schemas.microsoft.com/office/word/2015/wordml/symex" xmlns:wpg="http://schemas.microsoft.com/office/word/2010/wordprocessingGroup" xmlns:wpi="http://schemas.microsoft.com/office/word/2010/wordprocessingInk" xmlns:wne="http://schemas.microsoft.com/office/word/2006/wordml" xmlns:wps="http://schemas.microsoft.com/office/word/2010/wordprocessingShape" mc:Ignorable="w14 w15 w16se w16cid w16 w16cex w16sdtdh wp14">
+<w:ftr xmlns:wpc="http://schemas.microsoft.com/office/word/2010/wordprocessingCanvas" xmlns:cx="http://schemas.microsoft.com/office/drawing/2014/chartex" xmlns:cx1="http://schemas.microsoft.com/office/drawing/2015/9/8/chartex" xmlns:cx2="http://schemas.microsoft.com/office/drawing/2015/10/21/chartex" xmlns:cx3="http://schemas.microsoft.com/office/drawing/2016/5/9/chartex" xmlns:cx4="http://schemas.microsoft.com/office/drawing/2016/5/10/chartex" xmlns:cx5="http://schemas.microsoft.com/office/drawing/2016/5/11/chartex" xmlns:cx6="http://schemas.microsoft.com/office/drawing/2016/5/12/chartex" xmlns:cx7="http://schemas.microsoft.com/office/drawing/2016/5/13/chartex" xmlns:cx8="http://schemas.microsoft.com/office/drawing/2016/5/14/chartex" xmlns:mc="http://schemas.openxmlformats.org/markup-compatibility/2006" xmlns:aink="http://schemas.microsoft.com/office/drawing/2016/ink" xmlns:am3d="http://schemas.microsoft.com/office/drawing/2017/model3d" xmlns:o="urn:schemas-microsoft-com:office:office" xmlns:oel="http://schemas.microsoft.com/office/2019/extlst" xmlns:r="http://schemas.openxmlformats.org/officeDocument/2006/relationships" xmlns:m="http://schemas.openxmlformats.org/officeDocument/2006/math" xmlns:v="urn:schemas-microsoft-com:vml" xmlns:wp14="http://schemas.microsoft.com/office/word/2010/wordprocessingDrawing" xmlns:wp="http://schemas.openxmlformats.org/drawingml/2006/wordprocessingDrawing" xmlns:w10="urn:schemas-microsoft-com:office:word" xmlns:w="http://schemas.openxmlformats.org/wordprocessingml/2006/main" xmlns:w14="http://schemas.microsoft.com/office/word/2010/wordml" xmlns:w15="http://schemas.microsoft.com/office/word/2012/wordml" xmlns:w16cex="http://schemas.microsoft.com/office/word/2018/wordml/cex" xmlns:w16cid="http://schemas.microsoft.com/office/word/2016/wordml/cid" xmlns:w16="http://schemas.microsoft.com/office/word/2018/wordml" xmlns:w16du="http://schemas.microsoft.com/office/word/2023/wordml/word16du" xmlns:w16sdtdh="http://schemas.microsoft.com/office/word/2020/wordml/sdtdatahash" xmlns:w16sdtfl="http://schemas.microsoft.com/office/word/2024/wordml/sdtformatlock" xmlns:w16se="http://schemas.microsoft.com/office/word/2015/wordml/symex" xmlns:wpg="http://schemas.microsoft.com/office/word/2010/wordprocessingGroup" xmlns:wpi="http://schemas.microsoft.com/office/word/2010/wordprocessingInk" xmlns:wne="http://schemas.microsoft.com/office/word/2006/wordml" xmlns:wps="http://schemas.microsoft.com/office/word/2010/wordprocessingShape" mc:Ignorable="w14 w15 w16se w16cid w16 w16cex w16sdtdh w16sdtfl w16du wp14">
   <w:p>
     <w:pPr>
       <w:pStyle w:val="Footer"/>
@@ -656,7 +680,7 @@
 </file>
 
 <file path=word/footnotes.xml><?xml version="1.0" encoding="utf-8"?>
-<w:footnotes xmlns:wpc="http://schemas.microsoft.com/office/word/2010/wordprocessingCanvas" xmlns:cx="http://schemas.microsoft.com/office/drawing/2014/chartex" xmlns:cx1="http://schemas.microsoft.com/office/drawing/2015/9/8/chartex" xmlns:cx2="http://schemas.microsoft.com/office/drawing/2015/10/21/chartex" xmlns:cx3="http://schemas.microsoft.com/office/drawing/2016/5/9/chartex" xmlns:cx4="http://schemas.microsoft.com/office/drawing/2016/5/10/chartex" xmlns:cx5="http://schemas.microsoft.com/office/drawing/2016/5/11/chartex" xmlns:cx6="http://schemas.microsoft.com/office/drawing/2016/5/12/chartex" xmlns:cx7="http://schemas.microsoft.com/office/drawing/2016/5/13/chartex" xmlns:cx8="http://schemas.microsoft.com/office/drawing/2016/5/14/chartex" xmlns:mc="http://schemas.openxmlformats.org/markup-compatibility/2006" xmlns:aink="http://schemas.microsoft.com/office/drawing/2016/ink" xmlns:am3d="http://schemas.microsoft.com/office/drawing/2017/model3d" xmlns:o="urn:schemas-microsoft-com:office:office" xmlns:oel="http://schemas.microsoft.com/office/2019/extlst" xmlns:r="http://schemas.openxmlformats.org/officeDocument/2006/relationships" xmlns:m="http://schemas.openxmlformats.org/officeDocument/2006/math" xmlns:v="urn:schemas-microsoft-com:vml" xmlns:wp14="http://schemas.microsoft.com/office/word/2010/wordprocessingDrawing" xmlns:wp="http://schemas.openxmlformats.org/drawingml/2006/wordprocessingDrawing" xmlns:w10="urn:schemas-microsoft-com:office:word" xmlns:w="http://schemas.openxmlformats.org/wordprocessingml/2006/main" xmlns:w14="http://schemas.microsoft.com/office/word/2010/wordml" xmlns:w15="http://schemas.microsoft.com/office/word/2012/wordml" xmlns:w16cex="http://schemas.microsoft.com/office/word/2018/wordml/cex" xmlns:w16cid="http://schemas.microsoft.com/office/word/2016/wordml/cid" xmlns:w16="http://schemas.microsoft.com/office/word/2018/wordml" xmlns:w16sdtdh="http://schemas.microsoft.com/office/word/2020/wordml/sdtdatahash" xmlns:w16se="http://schemas.microsoft.com/office/word/2015/wordml/symex" xmlns:wpg="http://schemas.microsoft.com/office/word/2010/wordprocessingGroup" xmlns:wpi="http://schemas.microsoft.com/office/word/2010/wordprocessingInk" xmlns:wne="http://schemas.microsoft.com/office/word/2006/wordml" xmlns:wps="http://schemas.microsoft.com/office/word/2010/wordprocessingShape" mc:Ignorable="w14 w15 w16se w16cid w16 w16cex w16sdtdh wp14">
+<w:footnotes xmlns:wpc="http://schemas.microsoft.com/office/word/2010/wordprocessingCanvas" xmlns:cx="http://schemas.microsoft.com/office/drawing/2014/chartex" xmlns:cx1="http://schemas.microsoft.com/office/drawing/2015/9/8/chartex" xmlns:cx2="http://schemas.microsoft.com/office/drawing/2015/10/21/chartex" xmlns:cx3="http://schemas.microsoft.com/office/drawing/2016/5/9/chartex" xmlns:cx4="http://schemas.microsoft.com/office/drawing/2016/5/10/chartex" xmlns:cx5="http://schemas.microsoft.com/office/drawing/2016/5/11/chartex" xmlns:cx6="http://schemas.microsoft.com/office/drawing/2016/5/12/chartex" xmlns:cx7="http://schemas.microsoft.com/office/drawing/2016/5/13/chartex" xmlns:cx8="http://schemas.microsoft.com/office/drawing/2016/5/14/chartex" xmlns:mc="http://schemas.openxmlformats.org/markup-compatibility/2006" xmlns:aink="http://schemas.microsoft.com/office/drawing/2016/ink" xmlns:am3d="http://schemas.microsoft.com/office/drawing/2017/model3d" xmlns:o="urn:schemas-microsoft-com:office:office" xmlns:oel="http://schemas.microsoft.com/office/2019/extlst" xmlns:r="http://schemas.openxmlformats.org/officeDocument/2006/relationships" xmlns:m="http://schemas.openxmlformats.org/officeDocument/2006/math" xmlns:v="urn:schemas-microsoft-com:vml" xmlns:wp14="http://schemas.microsoft.com/office/word/2010/wordprocessingDrawing" xmlns:wp="http://schemas.openxmlformats.org/drawingml/2006/wordprocessingDrawing" xmlns:w10="urn:schemas-microsoft-com:office:word" xmlns:w="http://schemas.openxmlformats.org/wordprocessingml/2006/main" xmlns:w14="http://schemas.microsoft.com/office/word/2010/wordml" xmlns:w15="http://schemas.microsoft.com/office/word/2012/wordml" xmlns:w16cex="http://schemas.microsoft.com/office/word/2018/wordml/cex" xmlns:w16cid="http://schemas.microsoft.com/office/word/2016/wordml/cid" xmlns:w16="http://schemas.microsoft.com/office/word/2018/wordml" xmlns:w16du="http://schemas.microsoft.com/office/word/2023/wordml/word16du" xmlns:w16sdtdh="http://schemas.microsoft.com/office/word/2020/wordml/sdtdatahash" xmlns:w16sdtfl="http://schemas.microsoft.com/office/word/2024/wordml/sdtformatlock" xmlns:w16se="http://schemas.microsoft.com/office/word/2015/wordml/symex" xmlns:wpg="http://schemas.microsoft.com/office/word/2010/wordprocessingGroup" xmlns:wpi="http://schemas.microsoft.com/office/word/2010/wordprocessingInk" xmlns:wne="http://schemas.microsoft.com/office/word/2006/wordml" xmlns:wps="http://schemas.microsoft.com/office/word/2010/wordprocessingShape" mc:Ignorable="w14 w15 w16se w16cid w16 w16cex w16sdtdh w16sdtfl w16du wp14">
   <w:footnote w:type="separator" w:id="-1">
     <w:p>
       <w:pPr>
@@ -681,7 +705,7 @@
 </file>
 
 <file path=word/header1.xml><?xml version="1.0" encoding="utf-8"?>
-<w:hdr xmlns:wpc="http://schemas.microsoft.com/office/word/2010/wordprocessingCanvas" xmlns:cx="http://schemas.microsoft.com/office/drawing/2014/chartex" xmlns:cx1="http://schemas.microsoft.com/office/drawing/2015/9/8/chartex" xmlns:cx2="http://schemas.microsoft.com/office/drawing/2015/10/21/chartex" xmlns:cx3="http://schemas.microsoft.com/office/drawing/2016/5/9/chartex" xmlns:cx4="http://schemas.microsoft.com/office/drawing/2016/5/10/chartex" xmlns:cx5="http://schemas.microsoft.com/office/drawing/2016/5/11/chartex" xmlns:cx6="http://schemas.microsoft.com/office/drawing/2016/5/12/chartex" xmlns:cx7="http://schemas.microsoft.com/office/drawing/2016/5/13/chartex" xmlns:cx8="http://schemas.microsoft.com/office/drawing/2016/5/14/chartex" xmlns:mc="http://schemas.openxmlformats.org/markup-compatibility/2006" xmlns:aink="http://schemas.microsoft.com/office/drawing/2016/ink" xmlns:am3d="http://schemas.microsoft.com/office/drawing/2017/model3d" xmlns:o="urn:schemas-microsoft-com:office:office" xmlns:oel="http://schemas.microsoft.com/office/2019/extlst" xmlns:r="http://schemas.openxmlformats.org/officeDocument/2006/relationships" xmlns:m="http://schemas.openxmlformats.org/officeDocument/2006/math" xmlns:v="urn:schemas-microsoft-com:vml" xmlns:wp14="http://schemas.microsoft.com/office/word/2010/wordprocessingDrawing" xmlns:wp="http://schemas.openxmlformats.org/drawingml/2006/wordprocessingDrawing" xmlns:w10="urn:schemas-microsoft-com:office:word" xmlns:w="http://schemas.openxmlformats.org/wordprocessingml/2006/main" xmlns:w14="http://schemas.microsoft.com/office/word/2010/wordml" xmlns:w15="http://schemas.microsoft.com/office/word/2012/wordml" xmlns:w16cex="http://schemas.microsoft.com/office/word/2018/wordml/cex" xmlns:w16cid="http://schemas.microsoft.com/office/word/2016/wordml/cid" xmlns:w16="http://schemas.microsoft.com/office/word/2018/wordml" xmlns:w16sdtdh="http://schemas.microsoft.com/office/word/2020/wordml/sdtdatahash" xmlns:w16se="http://schemas.microsoft.com/office/word/2015/wordml/symex" xmlns:wpg="http://schemas.microsoft.com/office/word/2010/wordprocessingGroup" xmlns:wpi="http://schemas.microsoft.com/office/word/2010/wordprocessingInk" xmlns:wne="http://schemas.microsoft.com/office/word/2006/wordml" xmlns:wps="http://schemas.microsoft.com/office/word/2010/wordprocessingShape" mc:Ignorable="w14 w15 w16se w16cid w16 w16cex w16sdtdh wp14">
+<w:hdr xmlns:wpc="http://schemas.microsoft.com/office/word/2010/wordprocessingCanvas" xmlns:cx="http://schemas.microsoft.com/office/drawing/2014/chartex" xmlns:cx1="http://schemas.microsoft.com/office/drawing/2015/9/8/chartex" xmlns:cx2="http://schemas.microsoft.com/office/drawing/2015/10/21/chartex" xmlns:cx3="http://schemas.microsoft.com/office/drawing/2016/5/9/chartex" xmlns:cx4="http://schemas.microsoft.com/office/drawing/2016/5/10/chartex" xmlns:cx5="http://schemas.microsoft.com/office/drawing/2016/5/11/chartex" xmlns:cx6="http://schemas.microsoft.com/office/drawing/2016/5/12/chartex" xmlns:cx7="http://schemas.microsoft.com/office/drawing/2016/5/13/chartex" xmlns:cx8="http://schemas.microsoft.com/office/drawing/2016/5/14/chartex" xmlns:mc="http://schemas.openxmlformats.org/markup-compatibility/2006" xmlns:aink="http://schemas.microsoft.com/office/drawing/2016/ink" xmlns:am3d="http://schemas.microsoft.com/office/drawing/2017/model3d" xmlns:o="urn:schemas-microsoft-com:office:office" xmlns:oel="http://schemas.microsoft.com/office/2019/extlst" xmlns:r="http://schemas.openxmlformats.org/officeDocument/2006/relationships" xmlns:m="http://schemas.openxmlformats.org/officeDocument/2006/math" xmlns:v="urn:schemas-microsoft-com:vml" xmlns:wp14="http://schemas.microsoft.com/office/word/2010/wordprocessingDrawing" xmlns:wp="http://schemas.openxmlformats.org/drawingml/2006/wordprocessingDrawing" xmlns:w10="urn:schemas-microsoft-com:office:word" xmlns:w="http://schemas.openxmlformats.org/wordprocessingml/2006/main" xmlns:w14="http://schemas.microsoft.com/office/word/2010/wordml" xmlns:w15="http://schemas.microsoft.com/office/word/2012/wordml" xmlns:w16cex="http://schemas.microsoft.com/office/word/2018/wordml/cex" xmlns:w16cid="http://schemas.microsoft.com/office/word/2016/wordml/cid" xmlns:w16="http://schemas.microsoft.com/office/word/2018/wordml" xmlns:w16du="http://schemas.microsoft.com/office/word/2023/wordml/word16du" xmlns:w16sdtdh="http://schemas.microsoft.com/office/word/2020/wordml/sdtdatahash" xmlns:w16sdtfl="http://schemas.microsoft.com/office/word/2024/wordml/sdtformatlock" xmlns:w16se="http://schemas.microsoft.com/office/word/2015/wordml/symex" xmlns:wpg="http://schemas.microsoft.com/office/word/2010/wordprocessingGroup" xmlns:wpi="http://schemas.microsoft.com/office/word/2010/wordprocessingInk" xmlns:wne="http://schemas.microsoft.com/office/word/2006/wordml" xmlns:wps="http://schemas.microsoft.com/office/word/2010/wordprocessingShape" mc:Ignorable="w14 w15 w16se w16cid w16 w16cex w16sdtdh w16sdtfl w16du wp14">
   <w:p>
     <w:pPr>
       <w:pStyle w:val="Header"/>
@@ -691,7 +715,7 @@
 </file>
 
 <file path=word/header2.xml><?xml version="1.0" encoding="utf-8"?>
-<w:hdr xmlns:wpc="http://schemas.microsoft.com/office/word/2010/wordprocessingCanvas" xmlns:cx="http://schemas.microsoft.com/office/drawing/2014/chartex" xmlns:cx1="http://schemas.microsoft.com/office/drawing/2015/9/8/chartex" xmlns:cx2="http://schemas.microsoft.com/office/drawing/2015/10/21/chartex" xmlns:cx3="http://schemas.microsoft.com/office/drawing/2016/5/9/chartex" xmlns:cx4="http://schemas.microsoft.com/office/drawing/2016/5/10/chartex" xmlns:cx5="http://schemas.microsoft.com/office/drawing/2016/5/11/chartex" xmlns:cx6="http://schemas.microsoft.com/office/drawing/2016/5/12/chartex" xmlns:cx7="http://schemas.microsoft.com/office/drawing/2016/5/13/chartex" xmlns:cx8="http://schemas.microsoft.com/office/drawing/2016/5/14/chartex" xmlns:mc="http://schemas.openxmlformats.org/markup-compatibility/2006" xmlns:aink="http://schemas.microsoft.com/office/drawing/2016/ink" xmlns:am3d="http://schemas.microsoft.com/office/drawing/2017/model3d" xmlns:o="urn:schemas-microsoft-com:office:office" xmlns:oel="http://schemas.microsoft.com/office/2019/extlst" xmlns:r="http://schemas.openxmlformats.org/officeDocument/2006/relationships" xmlns:m="http://schemas.openxmlformats.org/officeDocument/2006/math" xmlns:v="urn:schemas-microsoft-com:vml" xmlns:wp14="http://schemas.microsoft.com/office/word/2010/wordprocessingDrawing" xmlns:wp="http://schemas.openxmlformats.org/drawingml/2006/wordprocessingDrawing" xmlns:w10="urn:schemas-microsoft-com:office:word" xmlns:w="http://schemas.openxmlformats.org/wordprocessingml/2006/main" xmlns:w14="http://schemas.microsoft.com/office/word/2010/wordml" xmlns:w15="http://schemas.microsoft.com/office/word/2012/wordml" xmlns:w16cex="http://schemas.microsoft.com/office/word/2018/wordml/cex" xmlns:w16cid="http://schemas.microsoft.com/office/word/2016/wordml/cid" xmlns:w16="http://schemas.microsoft.com/office/word/2018/wordml" xmlns:w16sdtdh="http://schemas.microsoft.com/office/word/2020/wordml/sdtdatahash" xmlns:w16se="http://schemas.microsoft.com/office/word/2015/wordml/symex" xmlns:wpg="http://schemas.microsoft.com/office/word/2010/wordprocessingGroup" xmlns:wpi="http://schemas.microsoft.com/office/word/2010/wordprocessingInk" xmlns:wne="http://schemas.microsoft.com/office/word/2006/wordml" xmlns:wps="http://schemas.microsoft.com/office/word/2010/wordprocessingShape" mc:Ignorable="w14 w15 w16se w16cid w16 w16cex w16sdtdh wp14">
+<w:hdr xmlns:wpc="http://schemas.microsoft.com/office/word/2010/wordprocessingCanvas" xmlns:cx="http://schemas.microsoft.com/office/drawing/2014/chartex" xmlns:cx1="http://schemas.microsoft.com/office/drawing/2015/9/8/chartex" xmlns:cx2="http://schemas.microsoft.com/office/drawing/2015/10/21/chartex" xmlns:cx3="http://schemas.microsoft.com/office/drawing/2016/5/9/chartex" xmlns:cx4="http://schemas.microsoft.com/office/drawing/2016/5/10/chartex" xmlns:cx5="http://schemas.microsoft.com/office/drawing/2016/5/11/chartex" xmlns:cx6="http://schemas.microsoft.com/office/drawing/2016/5/12/chartex" xmlns:cx7="http://schemas.microsoft.com/office/drawing/2016/5/13/chartex" xmlns:cx8="http://schemas.microsoft.com/office/drawing/2016/5/14/chartex" xmlns:mc="http://schemas.openxmlformats.org/markup-compatibility/2006" xmlns:aink="http://schemas.microsoft.com/office/drawing/2016/ink" xmlns:am3d="http://schemas.microsoft.com/office/drawing/2017/model3d" xmlns:o="urn:schemas-microsoft-com:office:office" xmlns:oel="http://schemas.microsoft.com/office/2019/extlst" xmlns:r="http://schemas.openxmlformats.org/officeDocument/2006/relationships" xmlns:m="http://schemas.openxmlformats.org/officeDocument/2006/math" xmlns:v="urn:schemas-microsoft-com:vml" xmlns:wp14="http://schemas.microsoft.com/office/word/2010/wordprocessingDrawing" xmlns:wp="http://schemas.openxmlformats.org/drawingml/2006/wordprocessingDrawing" xmlns:w10="urn:schemas-microsoft-com:office:word" xmlns:w="http://schemas.openxmlformats.org/wordprocessingml/2006/main" xmlns:w14="http://schemas.microsoft.com/office/word/2010/wordml" xmlns:w15="http://schemas.microsoft.com/office/word/2012/wordml" xmlns:w16cex="http://schemas.microsoft.com/office/word/2018/wordml/cex" xmlns:w16cid="http://schemas.microsoft.com/office/word/2016/wordml/cid" xmlns:w16="http://schemas.microsoft.com/office/word/2018/wordml" xmlns:w16du="http://schemas.microsoft.com/office/word/2023/wordml/word16du" xmlns:w16sdtdh="http://schemas.microsoft.com/office/word/2020/wordml/sdtdatahash" xmlns:w16sdtfl="http://schemas.microsoft.com/office/word/2024/wordml/sdtformatlock" xmlns:w16se="http://schemas.microsoft.com/office/word/2015/wordml/symex" xmlns:wpg="http://schemas.microsoft.com/office/word/2010/wordprocessingGroup" xmlns:wpi="http://schemas.microsoft.com/office/word/2010/wordprocessingInk" xmlns:wne="http://schemas.microsoft.com/office/word/2006/wordml" xmlns:wps="http://schemas.microsoft.com/office/word/2010/wordprocessingShape" mc:Ignorable="w14 w15 w16se w16cid w16 w16cex w16sdtdh w16sdtfl w16du wp14">
   <w:p>
     <w:pPr>
       <w:pStyle w:val="Header"/>
@@ -702,7 +726,7 @@
 </file>
 
 <file path=word/header3.xml><?xml version="1.0" encoding="utf-8"?>
-<w:hdr xmlns:wpc="http://schemas.microsoft.com/office/word/2010/wordprocessingCanvas" xmlns:cx="http://schemas.microsoft.com/office/drawing/2014/chartex" xmlns:cx1="http://schemas.microsoft.com/office/drawing/2015/9/8/chartex" xmlns:cx2="http://schemas.microsoft.com/office/drawing/2015/10/21/chartex" xmlns:cx3="http://schemas.microsoft.com/office/drawing/2016/5/9/chartex" xmlns:cx4="http://schemas.microsoft.com/office/drawing/2016/5/10/chartex" xmlns:cx5="http://schemas.microsoft.com/office/drawing/2016/5/11/chartex" xmlns:cx6="http://schemas.microsoft.com/office/drawing/2016/5/12/chartex" xmlns:cx7="http://schemas.microsoft.com/office/drawing/2016/5/13/chartex" xmlns:cx8="http://schemas.microsoft.com/office/drawing/2016/5/14/chartex" xmlns:mc="http://schemas.openxmlformats.org/markup-compatibility/2006" xmlns:aink="http://schemas.microsoft.com/office/drawing/2016/ink" xmlns:am3d="http://schemas.microsoft.com/office/drawing/2017/model3d" xmlns:o="urn:schemas-microsoft-com:office:office" xmlns:oel="http://schemas.microsoft.com/office/2019/extlst" xmlns:r="http://schemas.openxmlformats.org/officeDocument/2006/relationships" xmlns:m="http://schemas.openxmlformats.org/officeDocument/2006/math" xmlns:v="urn:schemas-microsoft-com:vml" xmlns:wp14="http://schemas.microsoft.com/office/word/2010/wordprocessingDrawing" xmlns:wp="http://schemas.openxmlformats.org/drawingml/2006/wordprocessingDrawing" xmlns:w10="urn:schemas-microsoft-com:office:word" xmlns:w="http://schemas.openxmlformats.org/wordprocessingml/2006/main" xmlns:w14="http://schemas.microsoft.com/office/word/2010/wordml" xmlns:w15="http://schemas.microsoft.com/office/word/2012/wordml" xmlns:w16cex="http://schemas.microsoft.com/office/word/2018/wordml/cex" xmlns:w16cid="http://schemas.microsoft.com/office/word/2016/wordml/cid" xmlns:w16="http://schemas.microsoft.com/office/word/2018/wordml" xmlns:w16sdtdh="http://schemas.microsoft.com/office/word/2020/wordml/sdtdatahash" xmlns:w16se="http://schemas.microsoft.com/office/word/2015/wordml/symex" xmlns:wpg="http://schemas.microsoft.com/office/word/2010/wordprocessingGroup" xmlns:wpi="http://schemas.microsoft.com/office/word/2010/wordprocessingInk" xmlns:wne="http://schemas.microsoft.com/office/word/2006/wordml" xmlns:wps="http://schemas.microsoft.com/office/word/2010/wordprocessingShape" mc:Ignorable="w14 w15 w16se w16cid w16 w16cex w16sdtdh wp14">
+<w:hdr xmlns:wpc="http://schemas.microsoft.com/office/word/2010/wordprocessingCanvas" xmlns:cx="http://schemas.microsoft.com/office/drawing/2014/chartex" xmlns:cx1="http://schemas.microsoft.com/office/drawing/2015/9/8/chartex" xmlns:cx2="http://schemas.microsoft.com/office/drawing/2015/10/21/chartex" xmlns:cx3="http://schemas.microsoft.com/office/drawing/2016/5/9/chartex" xmlns:cx4="http://schemas.microsoft.com/office/drawing/2016/5/10/chartex" xmlns:cx5="http://schemas.microsoft.com/office/drawing/2016/5/11/chartex" xmlns:cx6="http://schemas.microsoft.com/office/drawing/2016/5/12/chartex" xmlns:cx7="http://schemas.microsoft.com/office/drawing/2016/5/13/chartex" xmlns:cx8="http://schemas.microsoft.com/office/drawing/2016/5/14/chartex" xmlns:mc="http://schemas.openxmlformats.org/markup-compatibility/2006" xmlns:aink="http://schemas.microsoft.com/office/drawing/2016/ink" xmlns:am3d="http://schemas.microsoft.com/office/drawing/2017/model3d" xmlns:o="urn:schemas-microsoft-com:office:office" xmlns:oel="http://schemas.microsoft.com/office/2019/extlst" xmlns:r="http://schemas.openxmlformats.org/officeDocument/2006/relationships" xmlns:m="http://schemas.openxmlformats.org/officeDocument/2006/math" xmlns:v="urn:schemas-microsoft-com:vml" xmlns:wp14="http://schemas.microsoft.com/office/word/2010/wordprocessingDrawing" xmlns:wp="http://schemas.openxmlformats.org/drawingml/2006/wordprocessingDrawing" xmlns:w10="urn:schemas-microsoft-com:office:word" xmlns:w="http://schemas.openxmlformats.org/wordprocessingml/2006/main" xmlns:w14="http://schemas.microsoft.com/office/word/2010/wordml" xmlns:w15="http://schemas.microsoft.com/office/word/2012/wordml" xmlns:w16cex="http://schemas.microsoft.com/office/word/2018/wordml/cex" xmlns:w16cid="http://schemas.microsoft.com/office/word/2016/wordml/cid" xmlns:w16="http://schemas.microsoft.com/office/word/2018/wordml" xmlns:w16du="http://schemas.microsoft.com/office/word/2023/wordml/word16du" xmlns:w16sdtdh="http://schemas.microsoft.com/office/word/2020/wordml/sdtdatahash" xmlns:w16sdtfl="http://schemas.microsoft.com/office/word/2024/wordml/sdtformatlock" xmlns:w16se="http://schemas.microsoft.com/office/word/2015/wordml/symex" xmlns:wpg="http://schemas.microsoft.com/office/word/2010/wordprocessingGroup" xmlns:wpi="http://schemas.microsoft.com/office/word/2010/wordprocessingInk" xmlns:wne="http://schemas.microsoft.com/office/word/2006/wordml" xmlns:wps="http://schemas.microsoft.com/office/word/2010/wordprocessingShape" mc:Ignorable="w14 w15 w16se w16cid w16 w16cex w16sdtdh w16sdtfl w16du wp14">
   <w:p>
     <w:pPr>
       <w:pStyle w:val="Header"/>
@@ -711,7 +735,7 @@
     <w:r>
       <w:tab/>
       <w:tab/>
-      <w:t>2026-06-17</w:t>
+      <w:t>2026-06-18</w:t>
       <w:br/>
       <w:br/>
     </w:r>
@@ -728,7 +752,7 @@
 </file>
 
 <file path=word/numbering.xml><?xml version="1.0" encoding="utf-8"?>
-<w:numbering xmlns:wpc="http://schemas.microsoft.com/office/word/2010/wordprocessingCanvas" xmlns:cx="http://schemas.microsoft.com/office/drawing/2014/chartex" xmlns:cx1="http://schemas.microsoft.com/office/drawing/2015/9/8/chartex" xmlns:cx2="http://schemas.microsoft.com/office/drawing/2015/10/21/chartex" xmlns:cx3="http://schemas.microsoft.com/office/drawing/2016/5/9/chartex" xmlns:cx4="http://schemas.microsoft.com/office/drawing/2016/5/10/chartex" xmlns:cx5="http://schemas.microsoft.com/office/drawing/2016/5/11/chartex" xmlns:cx6="http://schemas.microsoft.com/office/drawing/2016/5/12/chartex" xmlns:cx7="http://schemas.microsoft.com/office/drawing/2016/5/13/chartex" xmlns:cx8="http://schemas.microsoft.com/office/drawing/2016/5/14/chartex" xmlns:mc="http://schemas.openxmlformats.org/markup-compatibility/2006" xmlns:aink="http://schemas.microsoft.com/office/drawing/2016/ink" xmlns:am3d="http://schemas.microsoft.com/office/drawing/2017/model3d" xmlns:o="urn:schemas-microsoft-com:office:office" xmlns:oel="http://schemas.microsoft.com/office/2019/extlst" xmlns:r="http://schemas.openxmlformats.org/officeDocument/2006/relationships" xmlns:m="http://schemas.openxmlformats.org/officeDocument/2006/math" xmlns:v="urn:schemas-microsoft-com:vml" xmlns:wp14="http://schemas.microsoft.com/office/word/2010/wordprocessingDrawing" xmlns:wp="http://schemas.openxmlformats.org/drawingml/2006/wordprocessingDrawing" xmlns:w10="urn:schemas-microsoft-com:office:word" xmlns:w="http://schemas.openxmlformats.org/wordprocessingml/2006/main" xmlns:w14="http://schemas.microsoft.com/office/word/2010/wordml" xmlns:w15="http://schemas.microsoft.com/office/word/2012/wordml" xmlns:w16cex="http://schemas.microsoft.com/office/word/2018/wordml/cex" xmlns:w16cid="http://schemas.microsoft.com/office/word/2016/wordml/cid" xmlns:w16="http://schemas.microsoft.com/office/word/2018/wordml" xmlns:w16sdtdh="http://schemas.microsoft.com/office/word/2020/wordml/sdtdatahash" xmlns:w16se="http://schemas.microsoft.com/office/word/2015/wordml/symex" xmlns:wpg="http://schemas.microsoft.com/office/word/2010/wordprocessingGroup" xmlns:wpi="http://schemas.microsoft.com/office/word/2010/wordprocessingInk" xmlns:wne="http://schemas.microsoft.com/office/word/2006/wordml" xmlns:wps="http://schemas.microsoft.com/office/word/2010/wordprocessingShape" mc:Ignorable="w14 w15 w16se w16cid w16 w16cex w16sdtdh wp14">
+<w:numbering xmlns:wpc="http://schemas.microsoft.com/office/word/2010/wordprocessingCanvas" xmlns:cx="http://schemas.microsoft.com/office/drawing/2014/chartex" xmlns:cx1="http://schemas.microsoft.com/office/drawing/2015/9/8/chartex" xmlns:cx2="http://schemas.microsoft.com/office/drawing/2015/10/21/chartex" xmlns:cx3="http://schemas.microsoft.com/office/drawing/2016/5/9/chartex" xmlns:cx4="http://schemas.microsoft.com/office/drawing/2016/5/10/chartex" xmlns:cx5="http://schemas.microsoft.com/office/drawing/2016/5/11/chartex" xmlns:cx6="http://schemas.microsoft.com/office/drawing/2016/5/12/chartex" xmlns:cx7="http://schemas.microsoft.com/office/drawing/2016/5/13/chartex" xmlns:cx8="http://schemas.microsoft.com/office/drawing/2016/5/14/chartex" xmlns:mc="http://schemas.openxmlformats.org/markup-compatibility/2006" xmlns:aink="http://schemas.microsoft.com/office/drawing/2016/ink" xmlns:am3d="http://schemas.microsoft.com/office/drawing/2017/model3d" xmlns:o="urn:schemas-microsoft-com:office:office" xmlns:oel="http://schemas.microsoft.com/office/2019/extlst" xmlns:r="http://schemas.openxmlformats.org/officeDocument/2006/relationships" xmlns:m="http://schemas.openxmlformats.org/officeDocument/2006/math" xmlns:v="urn:schemas-microsoft-com:vml" xmlns:wp14="http://schemas.microsoft.com/office/word/2010/wordprocessingDrawing" xmlns:wp="http://schemas.openxmlformats.org/drawingml/2006/wordprocessingDrawing" xmlns:w10="urn:schemas-microsoft-com:office:word" xmlns:w="http://schemas.openxmlformats.org/wordprocessingml/2006/main" xmlns:w14="http://schemas.microsoft.com/office/word/2010/wordml" xmlns:w15="http://schemas.microsoft.com/office/word/2012/wordml" xmlns:w16cex="http://schemas.microsoft.com/office/word/2018/wordml/cex" xmlns:w16cid="http://schemas.microsoft.com/office/word/2016/wordml/cid" xmlns:w16="http://schemas.microsoft.com/office/word/2018/wordml" xmlns:w16du="http://schemas.microsoft.com/office/word/2023/wordml/word16du" xmlns:w16sdtdh="http://schemas.microsoft.com/office/word/2020/wordml/sdtdatahash" xmlns:w16sdtfl="http://schemas.microsoft.com/office/word/2024/wordml/sdtformatlock" xmlns:w16se="http://schemas.microsoft.com/office/word/2015/wordml/symex" xmlns:wpg="http://schemas.microsoft.com/office/word/2010/wordprocessingGroup" xmlns:wpi="http://schemas.microsoft.com/office/word/2010/wordprocessingInk" xmlns:wne="http://schemas.microsoft.com/office/word/2006/wordml" xmlns:wps="http://schemas.microsoft.com/office/word/2010/wordprocessingShape" mc:Ignorable="w14 w15 w16se w16cid w16 w16cex w16sdtdh w16sdtfl w16du wp14">
   <w:abstractNum w:abstractNumId="0" w15:restartNumberingAfterBreak="0">
     <w:nsid w:val="FFFFFF7C"/>
     <w:multiLevelType w:val="singleLevel"/>
@@ -931,7 +955,7 @@
 </file>
 
 <file path=word/styles.xml><?xml version="1.0" encoding="utf-8"?>
-<w:styles xmlns:mc="http://schemas.openxmlformats.org/markup-compatibility/2006" xmlns:r="http://schemas.openxmlformats.org/officeDocument/2006/relationships" xmlns:w="http://schemas.openxmlformats.org/wordprocessingml/2006/main" xmlns:w14="http://schemas.microsoft.com/office/word/2010/wordml" xmlns:w15="http://schemas.microsoft.com/office/word/2012/wordml" xmlns:w16cex="http://schemas.microsoft.com/office/word/2018/wordml/cex" xmlns:w16cid="http://schemas.microsoft.com/office/word/2016/wordml/cid" xmlns:w16="http://schemas.microsoft.com/office/word/2018/wordml" xmlns:w16sdtdh="http://schemas.microsoft.com/office/word/2020/wordml/sdtdatahash" xmlns:w16se="http://schemas.microsoft.com/office/word/2015/wordml/symex" mc:Ignorable="w14 w15 w16se w16cid w16 w16cex w16sdtdh">
+<w:styles xmlns:mc="http://schemas.openxmlformats.org/markup-compatibility/2006" xmlns:r="http://schemas.openxmlformats.org/officeDocument/2006/relationships" xmlns:w="http://schemas.openxmlformats.org/wordprocessingml/2006/main" xmlns:w14="http://schemas.microsoft.com/office/word/2010/wordml" xmlns:w15="http://schemas.microsoft.com/office/word/2012/wordml" xmlns:w16cex="http://schemas.microsoft.com/office/word/2018/wordml/cex" xmlns:w16cid="http://schemas.microsoft.com/office/word/2016/wordml/cid" xmlns:w16="http://schemas.microsoft.com/office/word/2018/wordml" xmlns:w16du="http://schemas.microsoft.com/office/word/2023/wordml/word16du" xmlns:w16sdtdh="http://schemas.microsoft.com/office/word/2020/wordml/sdtdatahash" xmlns:w16sdtfl="http://schemas.microsoft.com/office/word/2024/wordml/sdtformatlock" xmlns:w16se="http://schemas.microsoft.com/office/word/2015/wordml/symex" mc:Ignorable="w14 w15 w16se w16cid w16 w16cex w16sdtdh w16sdtfl w16du">
   <w:docDefaults>
     <w:rPrDefault>
       <w:rPr>
@@ -1689,7 +1713,7 @@
     <w:link w:val="TitleChar"/>
     <w:uiPriority w:val="10"/>
     <w:qFormat/>
-    <w:rsid w:val="007106C8"/>
+    <w:rsid w:val="00E854FA"/>
     <w:pPr>
       <w:spacing w:after="300" w:line="240" w:lineRule="auto"/>
       <w:contextualSpacing/>
@@ -1699,7 +1723,7 @@
       <w:rFonts w:eastAsiaTheme="majorEastAsia" w:cstheme="majorBidi"/>
       <w:spacing w:val="5"/>
       <w:kern w:val="28"/>
-      <w:sz w:val="52"/>
+      <w:sz w:val="40"/>
       <w:szCs w:val="52"/>
       <w:lang w:val="sv-SE" w:eastAsia="en-US" w:bidi="ar-SA"/>
     </w:rPr>
@@ -1709,12 +1733,12 @@
     <w:basedOn w:val="DefaultParagraphFont"/>
     <w:link w:val="Title"/>
     <w:uiPriority w:val="10"/>
-    <w:rsid w:val="007106C8"/>
+    <w:rsid w:val="00E854FA"/>
     <w:rPr>
       <w:rFonts w:ascii="Times New Roman" w:eastAsiaTheme="majorEastAsia" w:hAnsi="Times New Roman" w:cstheme="majorBidi"/>
       <w:spacing w:val="5"/>
       <w:kern w:val="28"/>
-      <w:sz w:val="52"/>
+      <w:sz w:val="40"/>
       <w:szCs w:val="52"/>
       <w:lang w:val="sv-SE" w:eastAsia="en-US" w:bidi="ar-SA"/>
     </w:rPr>

--- a/klagomål/A 23-2026 FSC-klagomål.docx
+++ b/klagomål/A 23-2026 FSC-klagomål.docx
@@ -735,7 +735,7 @@
     <w:r>
       <w:tab/>
       <w:tab/>
-      <w:t>2026-06-18</w:t>
+      <w:t>2026-06-19</w:t>
       <w:br/>
       <w:br/>
     </w:r>

--- a/klagomål/A 23-2026 FSC-klagomål.docx
+++ b/klagomål/A 23-2026 FSC-klagomål.docx
@@ -735,7 +735,7 @@
     <w:r>
       <w:tab/>
       <w:tab/>
-      <w:t>2026-06-19</w:t>
+      <w:t>2026-06-20</w:t>
       <w:br/>
       <w:br/>
     </w:r>

--- a/klagomål/A 23-2026 FSC-klagomål.docx
+++ b/klagomål/A 23-2026 FSC-klagomål.docx
@@ -168,38 +168,7 @@
     </w:p>
     <w:p>
       <w:r>
-        <w:t>Detta dokument behandlar höga naturvärden i avverkningsanmälan A 23-2026 i Ljusdals kommun som inkom 2026-01-01 och omfattar 3,7 ha.</w:t>
-      </w:r>
-    </w:p>
-    <w:p>
-      <w:r>
-        <w:t>Nedan presenteras fynd av naturvårdsarter som gjorts i det avverkningsanmälda området, samt relevanta utdrag ur standarderna för FSC, Chain of Custody, Controlled Wood och PEFC.</w:t>
-      </w:r>
-    </w:p>
-    <w:p>
-      <w:r>
-        <w:t>Vi förväntar oss att ni återkommer med ett skriftligt svar på vårt klagomål och även beskriver vilka korrigerande åtgärder ni satt in för att rätta till identifierade brister i er efterlevnad av den svenska FSC standarden.</w:t>
-      </w:r>
-    </w:p>
-    <w:p>
-      <w:pPr>
-        <w:pStyle w:val="Heading1"/>
-      </w:pPr>
-      <w:r>
-        <w:t>Naturvårdsarter</w:t>
-      </w:r>
-    </w:p>
-    <w:p>
-      <w:r>
-        <w:t>I och inom 23 meter från avverkningsanmälan har följande 4 naturvårdsarter hittats: garnlav (VU, T), smalfotad taggsvamp (VU), dropptaggsvamp (NT, T) och talltagel (NT, T). Av dessa är 4 rödlistade. För rödlistade arter har rödlistekategorin angivits inom parentes. Typiska arter inom Natura 2000 som är kopplade till skogsekosystem har markerats med (T).</w:t>
-      </w:r>
-    </w:p>
-    <w:p>
-      <w:r>
-        <w:t>De påträffade naturvårdsarterna är ett tydligt kvitto på att det rör sig om en skog med höga naturvärden.</w:t>
-      </w:r>
-      <w:r>
-        <w:t xml:space="preserve"> I Figur 1 visas fyndplatser för naturvårdsarter i området, som finns registrerade på Artportalen.</w:t>
+        <w:t>Detta klagomål behandlar höga naturvärden i avverkningsanmälan A 23-2026 i Ljusdals kommun som inkom 2026-01-01 och omfattar 3,7 ha.</w:t>
       </w:r>
     </w:p>
     <w:p>
@@ -247,27 +216,35 @@
         <w:spacing w:after="240"/>
       </w:pPr>
       <w:r>
-        <w:t>Figur 1. Fyndplatser för naturvårdsarter i och inom 23 meter från avverkningsanmälan (röd linje). Markörer utan svart kant är placerade på fyndplatsen. Markörer med svart kant är placerade vid sidan av fyndplatsen och har ett svart streck som visar fyndplatsens exakta position. Kartans mittpunktskoordinat är N 6868423, E 527464 i SWEREF 99 TM.</w:t>
+        <w:t>Figur 1. Fyndplatser för naturvårdsarter i och inom 23 meter från avverkningsanmälan. Markörer utan svart kant är placerade på fyndplatsen. Markörer med svart kant är placerade vid sidan av fyndplatsen har ett svart streck som visar fyndplatsens exakta position. Kartans mittpunktskoordinat är N 6868423, E 527464 i SWEREF 99 TM.</w:t>
       </w:r>
     </w:p>
     <w:p>
       <w:r>
-        <w:rPr>
-          <w:b/>
-        </w:rPr>
-        <w:t>Dropptaggsvamp (NT)</w:t>
+        <w:t>I och inom 23 meter från avverkningsanmälan finns fynd av 4 naturvårdsarter, varav 4 är rödlistade och 3 är typiska (T): garnlav (VU, T), smalfotad taggsvamp (VU), dropptaggsvamp (NT, T) och talltagel (NT, T). Se Figur 1.</w:t>
       </w:r>
+    </w:p>
+    <w:p>
       <w:r>
-        <w:t xml:space="preserve"> bildar mykorrhiza med tall, främst i barrskog med trädkontinuitet, i magra, torra och ljusöppna lavtallskogar och i barrblandskogar med friskmossor och lingon i fältskiktet. Den totala populationen i landet har minskat och bedöms fortsätta minska till följd av slutavverkningar av tallskog. Det är högst oklart om arten långsiktigt kan etablera och reproducera sig i skogsbestånd som brukas med trakthyggesmetoder, markberedning, gödsling eller föryngring med förädlat plantmaterial. Uppfyller kriterierna för att bli rödlistad på grund av ny kunskap som visar att en större andel av populationen än tidigare bedömt är knuten till kontinuitetsbarrskog. Minskningstakten för den svenska populationen bedöms vara nära gränsvärdet för Sårbar (VU). Dropptaggsvamp är typisk art för </w:t>
+        <w:t>Nedan presenteras relevanta utdrag ur standarderna för FSC, Chain of Custody, Controlled Wood och PEFC.</w:t>
       </w:r>
+    </w:p>
+    <w:p>
       <w:r>
-        <w:rPr>
-          <w:i/>
-        </w:rPr>
-        <w:t xml:space="preserve">9010 Taiga </w:t>
+        <w:t>Vi förväntar oss att ni återkommer med ett skriftligt svar på vårt klagomål och även beskriver vilka korrigerande åtgärder ni satt in för att rätta till identifierade brister i er efterlevnad av den svenska FSC standarden.</w:t>
       </w:r>
+    </w:p>
+    <w:p>
+      <w:pPr>
+        <w:pStyle w:val="Heading1"/>
+      </w:pPr>
       <w:r>
-        <w:t>(SLU Artdatabanken, 2026).</w:t>
+        <w:t>Naturvårdsarter och fridlysta arter</w:t>
+      </w:r>
+    </w:p>
+    <w:p>
+      <w:r>
+        <w:t>Nedan följer beskrivningar av de naturvårdsarter och fridlysta arter som har sina livsmiljöer och växtplatser i den avverkningsanmälda skogen. De påträffade naturvårdsarterna är ett tydligt kvitto på att det rör sig om en skog med höga naturvärden.</w:t>
       </w:r>
     </w:p>
     <w:p>
@@ -308,6 +285,26 @@
       </w:r>
       <w:r>
         <w:t>, rödlistad som sårbar, växer på marken under lågor eller fallna stubbar i brandpräglad torr tallskog med lång kontinuitet. Arten är starkt associerad till kolad ved från tallar som sannolikt varit med om flera historiska skogsbränder. Detta är en process som kan ta många hundra år och det tar således mycket lång tid att återskapa lämpliga substrat. Smalfotad taggsvamp är placerad i toppen av Skogsstyrelsens värdepyramid för bedömning av skog med höga naturvärden samt globalt rödlistad som sårbar (VU) vilket innebär att Sverige har ett internationellt ansvar för arten (IUCN Redlist, 2024; Nitare &amp; Skogsstyrelsen, 2019; SLU Artdatabanken, 2024).</w:t>
+      </w:r>
+    </w:p>
+    <w:p>
+      <w:r>
+        <w:rPr>
+          <w:b/>
+        </w:rPr>
+        <w:t>Dropptaggsvamp (NT)</w:t>
+      </w:r>
+      <w:r>
+        <w:t xml:space="preserve"> bildar mykorrhiza med tall, främst i barrskog med trädkontinuitet, i magra, torra och ljusöppna lavtallskogar och i barrblandskogar med friskmossor och lingon i fältskiktet. Den totala populationen i landet har minskat och bedöms fortsätta minska till följd av slutavverkningar av tallskog. Det är högst oklart om arten långsiktigt kan etablera och reproducera sig i skogsbestånd som brukas med trakthyggesmetoder, markberedning, gödsling eller föryngring med förädlat plantmaterial. Uppfyller kriterierna för att bli rödlistad på grund av ny kunskap som visar att en större andel av populationen än tidigare bedömt är knuten till kontinuitetsbarrskog. Minskningstakten för den svenska populationen bedöms vara nära gränsvärdet för Sårbar (VU). Dropptaggsvamp är typisk art för </w:t>
+      </w:r>
+      <w:r>
+        <w:rPr>
+          <w:i/>
+        </w:rPr>
+        <w:t xml:space="preserve">9010 Taiga </w:t>
+      </w:r>
+      <w:r>
+        <w:t>(SLU Artdatabanken, 2026).</w:t>
       </w:r>
     </w:p>
     <w:p>
@@ -735,7 +732,7 @@
     <w:r>
       <w:tab/>
       <w:tab/>
-      <w:t>2026-06-20</w:t>
+      <w:t>2026-06-21</w:t>
       <w:br/>
       <w:br/>
     </w:r>

--- a/klagomål/A 23-2026 FSC-klagomål.docx
+++ b/klagomål/A 23-2026 FSC-klagomål.docx
@@ -732,7 +732,7 @@
     <w:r>
       <w:tab/>
       <w:tab/>
-      <w:t>2026-06-21</w:t>
+      <w:t>2026-06-22</w:t>
       <w:br/>
       <w:br/>
     </w:r>

--- a/klagomål/A 23-2026 FSC-klagomål.docx
+++ b/klagomål/A 23-2026 FSC-klagomål.docx
@@ -732,7 +732,7 @@
     <w:r>
       <w:tab/>
       <w:tab/>
-      <w:t>2026-06-22</w:t>
+      <w:t>2026-06-23</w:t>
       <w:br/>
       <w:br/>
     </w:r>

--- a/klagomål/A 23-2026 FSC-klagomål.docx
+++ b/klagomål/A 23-2026 FSC-klagomål.docx
@@ -732,7 +732,7 @@
     <w:r>
       <w:tab/>
       <w:tab/>
-      <w:t>2026-06-23</w:t>
+      <w:t>2026-06-24</w:t>
       <w:br/>
       <w:br/>
     </w:r>

--- a/klagomål/A 23-2026 FSC-klagomål.docx
+++ b/klagomål/A 23-2026 FSC-klagomål.docx
@@ -732,7 +732,7 @@
     <w:r>
       <w:tab/>
       <w:tab/>
-      <w:t>2026-06-24</w:t>
+      <w:t>2026-06-25</w:t>
       <w:br/>
       <w:br/>
     </w:r>

--- a/klagomål/A 23-2026 FSC-klagomål.docx
+++ b/klagomål/A 23-2026 FSC-klagomål.docx
@@ -732,7 +732,7 @@
     <w:r>
       <w:tab/>
       <w:tab/>
-      <w:t>2026-06-25</w:t>
+      <w:t>2026-06-26</w:t>
       <w:br/>
       <w:br/>
     </w:r>

--- a/klagomål/A 23-2026 FSC-klagomål.docx
+++ b/klagomål/A 23-2026 FSC-klagomål.docx
@@ -732,7 +732,7 @@
     <w:r>
       <w:tab/>
       <w:tab/>
-      <w:t>2026-06-26</w:t>
+      <w:t>2026-06-27</w:t>
       <w:br/>
       <w:br/>
     </w:r>

--- a/klagomål/A 23-2026 FSC-klagomål.docx
+++ b/klagomål/A 23-2026 FSC-klagomål.docx
@@ -732,7 +732,7 @@
     <w:r>
       <w:tab/>
       <w:tab/>
-      <w:t>2026-06-27</w:t>
+      <w:t>2026-06-28</w:t>
       <w:br/>
       <w:br/>
     </w:r>

--- a/klagomål/A 23-2026 FSC-klagomål.docx
+++ b/klagomål/A 23-2026 FSC-klagomål.docx
@@ -732,7 +732,7 @@
     <w:r>
       <w:tab/>
       <w:tab/>
-      <w:t>2026-06-28</w:t>
+      <w:t>2026-06-29</w:t>
       <w:br/>
       <w:br/>
     </w:r>

--- a/klagomål/A 23-2026 FSC-klagomål.docx
+++ b/klagomål/A 23-2026 FSC-klagomål.docx
@@ -732,7 +732,7 @@
     <w:r>
       <w:tab/>
       <w:tab/>
-      <w:t>2026-06-29</w:t>
+      <w:t>2026-06-30</w:t>
       <w:br/>
       <w:br/>
     </w:r>

--- a/klagomål/A 23-2026 FSC-klagomål.docx
+++ b/klagomål/A 23-2026 FSC-klagomål.docx
@@ -732,7 +732,7 @@
     <w:r>
       <w:tab/>
       <w:tab/>
-      <w:t>2026-06-30</w:t>
+      <w:t>2026-07-01</w:t>
       <w:br/>
       <w:br/>
     </w:r>

--- a/klagomål/A 23-2026 FSC-klagomål.docx
+++ b/klagomål/A 23-2026 FSC-klagomål.docx
@@ -732,7 +732,7 @@
     <w:r>
       <w:tab/>
       <w:tab/>
-      <w:t>2026-07-01</w:t>
+      <w:t>2026-07-02</w:t>
       <w:br/>
       <w:br/>
     </w:r>

--- a/klagomål/A 23-2026 FSC-klagomål.docx
+++ b/klagomål/A 23-2026 FSC-klagomål.docx
@@ -732,7 +732,7 @@
     <w:r>
       <w:tab/>
       <w:tab/>
-      <w:t>2026-07-13</w:t>
+      <w:t>2026-07-14</w:t>
       <w:br/>
       <w:br/>
     </w:r>

--- a/klagomål/A 23-2026 FSC-klagomål.docx
+++ b/klagomål/A 23-2026 FSC-klagomål.docx
@@ -732,7 +732,7 @@
     <w:r>
       <w:tab/>
       <w:tab/>
-      <w:t>2026-07-14</w:t>
+      <w:t>2026-07-15</w:t>
       <w:br/>
       <w:br/>
     </w:r>

--- a/klagomål/A 23-2026 FSC-klagomål.docx
+++ b/klagomål/A 23-2026 FSC-klagomål.docx
@@ -732,7 +732,7 @@
     <w:r>
       <w:tab/>
       <w:tab/>
-      <w:t>2026-07-15</w:t>
+      <w:t>2026-07-16</w:t>
       <w:br/>
       <w:br/>
     </w:r>

--- a/klagomål/A 23-2026 FSC-klagomål.docx
+++ b/klagomål/A 23-2026 FSC-klagomål.docx
@@ -732,7 +732,7 @@
     <w:r>
       <w:tab/>
       <w:tab/>
-      <w:t>2026-07-16</w:t>
+      <w:t>2026-07-17</w:t>
       <w:br/>
       <w:br/>
     </w:r>

--- a/klagomål/A 23-2026 FSC-klagomål.docx
+++ b/klagomål/A 23-2026 FSC-klagomål.docx
@@ -732,7 +732,7 @@
     <w:r>
       <w:tab/>
       <w:tab/>
-      <w:t>2026-07-17</w:t>
+      <w:t>2026-07-18</w:t>
       <w:br/>
       <w:br/>
     </w:r>

--- a/klagomål/A 23-2026 FSC-klagomål.docx
+++ b/klagomål/A 23-2026 FSC-klagomål.docx
@@ -732,7 +732,7 @@
     <w:r>
       <w:tab/>
       <w:tab/>
-      <w:t>2026-07-18</w:t>
+      <w:t>2026-07-19</w:t>
       <w:br/>
       <w:br/>
     </w:r>

--- a/klagomål/A 23-2026 FSC-klagomål.docx
+++ b/klagomål/A 23-2026 FSC-klagomål.docx
@@ -732,7 +732,7 @@
     <w:r>
       <w:tab/>
       <w:tab/>
-      <w:t>2026-07-19</w:t>
+      <w:t>2026-07-20</w:t>
       <w:br/>
       <w:br/>
     </w:r>

--- a/klagomål/A 23-2026 FSC-klagomål.docx
+++ b/klagomål/A 23-2026 FSC-klagomål.docx
@@ -732,7 +732,7 @@
     <w:r>
       <w:tab/>
       <w:tab/>
-      <w:t>2026-07-20</w:t>
+      <w:t>2026-07-21</w:t>
       <w:br/>
       <w:br/>
     </w:r>

--- a/klagomål/A 23-2026 FSC-klagomål.docx
+++ b/klagomål/A 23-2026 FSC-klagomål.docx
@@ -732,7 +732,7 @@
     <w:r>
       <w:tab/>
       <w:tab/>
-      <w:t>2026-07-21</w:t>
+      <w:t>2026-07-22</w:t>
       <w:br/>
       <w:br/>
     </w:r>

--- a/klagomål/A 23-2026 FSC-klagomål.docx
+++ b/klagomål/A 23-2026 FSC-klagomål.docx
@@ -732,7 +732,7 @@
     <w:r>
       <w:tab/>
       <w:tab/>
-      <w:t>2026-07-22</w:t>
+      <w:t>2026-07-23</w:t>
       <w:br/>
       <w:br/>
     </w:r>

--- a/klagomål/A 23-2026 FSC-klagomål.docx
+++ b/klagomål/A 23-2026 FSC-klagomål.docx
@@ -732,7 +732,7 @@
     <w:r>
       <w:tab/>
       <w:tab/>
-      <w:t>2026-07-23</w:t>
+      <w:t>2026-07-24</w:t>
       <w:br/>
       <w:br/>
     </w:r>

--- a/klagomål/A 23-2026 FSC-klagomål.docx
+++ b/klagomål/A 23-2026 FSC-klagomål.docx
@@ -732,7 +732,7 @@
     <w:r>
       <w:tab/>
       <w:tab/>
-      <w:t>2026-07-24</w:t>
+      <w:t>2026-07-25</w:t>
       <w:br/>
       <w:br/>
     </w:r>

--- a/klagomål/A 23-2026 FSC-klagomål.docx
+++ b/klagomål/A 23-2026 FSC-klagomål.docx
@@ -732,7 +732,7 @@
     <w:r>
       <w:tab/>
       <w:tab/>
-      <w:t>2026-07-25</w:t>
+      <w:t>2026-07-26</w:t>
       <w:br/>
       <w:br/>
     </w:r>

--- a/klagomål/A 23-2026 FSC-klagomål.docx
+++ b/klagomål/A 23-2026 FSC-klagomål.docx
@@ -732,7 +732,7 @@
     <w:r>
       <w:tab/>
       <w:tab/>
-      <w:t>2026-07-26</w:t>
+      <w:t>2026-07-27</w:t>
       <w:br/>
       <w:br/>
     </w:r>

--- a/klagomål/A 23-2026 FSC-klagomål.docx
+++ b/klagomål/A 23-2026 FSC-klagomål.docx
@@ -732,7 +732,7 @@
     <w:r>
       <w:tab/>
       <w:tab/>
-      <w:t>2026-07-27</w:t>
+      <w:t>2026-07-28</w:t>
       <w:br/>
       <w:br/>
     </w:r>

--- a/klagomål/A 23-2026 FSC-klagomål.docx
+++ b/klagomål/A 23-2026 FSC-klagomål.docx
@@ -732,7 +732,7 @@
     <w:r>
       <w:tab/>
       <w:tab/>
-      <w:t>2026-07-28</w:t>
+      <w:t>2026-07-29</w:t>
       <w:br/>
       <w:br/>
     </w:r>

--- a/klagomål/A 23-2026 FSC-klagomål.docx
+++ b/klagomål/A 23-2026 FSC-klagomål.docx
@@ -732,7 +732,7 @@
     <w:r>
       <w:tab/>
       <w:tab/>
-      <w:t>2026-07-29</w:t>
+      <w:t>2026-07-30</w:t>
       <w:br/>
       <w:br/>
     </w:r>

--- a/klagomål/A 23-2026 FSC-klagomål.docx
+++ b/klagomål/A 23-2026 FSC-klagomål.docx
@@ -732,7 +732,7 @@
     <w:r>
       <w:tab/>
       <w:tab/>
-      <w:t>2026-07-30</w:t>
+      <w:t>2026-07-31</w:t>
       <w:br/>
       <w:br/>
     </w:r>

--- a/klagomål/A 23-2026 FSC-klagomål.docx
+++ b/klagomål/A 23-2026 FSC-klagomål.docx
@@ -732,7 +732,7 @@
     <w:r>
       <w:tab/>
       <w:tab/>
-      <w:t>2026-07-31</w:t>
+      <w:t>2026-08-01</w:t>
       <w:br/>
       <w:br/>
     </w:r>

--- a/klagomål/A 23-2026 FSC-klagomål.docx
+++ b/klagomål/A 23-2026 FSC-klagomål.docx
@@ -732,7 +732,7 @@
     <w:r>
       <w:tab/>
       <w:tab/>
-      <w:t>2026-08-01</w:t>
+      <w:t>2026-08-02</w:t>
       <w:br/>
       <w:br/>
     </w:r>

--- a/klagomål/A 23-2026 FSC-klagomål.docx
+++ b/klagomål/A 23-2026 FSC-klagomål.docx
@@ -732,7 +732,7 @@
     <w:r>
       <w:tab/>
       <w:tab/>
-      <w:t>2026-08-02</w:t>
+      <w:t>2026-08-03</w:t>
       <w:br/>
       <w:br/>
     </w:r>

--- a/klagomål/A 23-2026 FSC-klagomål.docx
+++ b/klagomål/A 23-2026 FSC-klagomål.docx
@@ -732,7 +732,7 @@
     <w:r>
       <w:tab/>
       <w:tab/>
-      <w:t>2026-08-03</w:t>
+      <w:t>2026-08-05</w:t>
       <w:br/>
       <w:br/>
     </w:r>

--- a/klagomål/A 23-2026 FSC-klagomål.docx
+++ b/klagomål/A 23-2026 FSC-klagomål.docx
@@ -732,7 +732,7 @@
     <w:r>
       <w:tab/>
       <w:tab/>
-      <w:t>2026-08-05</w:t>
+      <w:t>2026-08-07</w:t>
       <w:br/>
       <w:br/>
     </w:r>

--- a/klagomål/A 23-2026 FSC-klagomål.docx
+++ b/klagomål/A 23-2026 FSC-klagomål.docx
@@ -732,7 +732,7 @@
     <w:r>
       <w:tab/>
       <w:tab/>
-      <w:t>2026-08-07</w:t>
+      <w:t>2026-08-08</w:t>
       <w:br/>
       <w:br/>
     </w:r>

--- a/klagomål/A 23-2026 FSC-klagomål.docx
+++ b/klagomål/A 23-2026 FSC-klagomål.docx
@@ -216,7 +216,7 @@
         <w:spacing w:after="240"/>
       </w:pPr>
       <w:r>
-        <w:t>Figur 1. Fyndplatser för naturvårdsarter i och inom 23 meter från avverkningsanmälan. Markörer utan svart kant är placerade på fyndplatsen. Markörer med svart kant är placerade vid sidan av fyndplatsen har ett svart streck som visar fyndplatsens exakta position. Kartans mittpunktskoordinat är N 6868423, E 527464 i SWEREF 99 TM.</w:t>
+        <w:t>Figur 1. Fyndplatser för naturvårdsarter i och inom 23 meter från avverkningsanmälan. Markörer utan svart kant är placerade på fyndplatsen. Markörer med svart kant är placerade vid sidan av fyndplatsen och har ett svart streck som visar fyndplatsens exakta position. Kartans mittpunktskoordinat är N 6868423, E 527464 i SWEREF 99 TM.</w:t>
       </w:r>
     </w:p>
     <w:p>
@@ -732,7 +732,7 @@
     <w:r>
       <w:tab/>
       <w:tab/>
-      <w:t>2026-08-14</w:t>
+      <w:t>2026-08-15</w:t>
       <w:br/>
       <w:br/>
     </w:r>

--- a/klagomål/A 23-2026 FSC-klagomål.docx
+++ b/klagomål/A 23-2026 FSC-klagomål.docx
@@ -732,7 +732,7 @@
     <w:r>
       <w:tab/>
       <w:tab/>
-      <w:t>2026-08-15</w:t>
+      <w:t>2026-08-16</w:t>
       <w:br/>
       <w:br/>
     </w:r>

--- a/klagomål/A 23-2026 FSC-klagomål.docx
+++ b/klagomål/A 23-2026 FSC-klagomål.docx
@@ -732,7 +732,7 @@
     <w:r>
       <w:tab/>
       <w:tab/>
-      <w:t>2026-08-16</w:t>
+      <w:t>2026-08-17</w:t>
       <w:br/>
       <w:br/>
     </w:r>

--- a/klagomål/A 23-2026 FSC-klagomål.docx
+++ b/klagomål/A 23-2026 FSC-klagomål.docx
@@ -732,7 +732,7 @@
     <w:r>
       <w:tab/>
       <w:tab/>
-      <w:t>2026-08-17</w:t>
+      <w:t>2026-08-18</w:t>
       <w:br/>
       <w:br/>
     </w:r>

--- a/klagomål/A 23-2026 FSC-klagomål.docx
+++ b/klagomål/A 23-2026 FSC-klagomål.docx
@@ -732,7 +732,7 @@
     <w:r>
       <w:tab/>
       <w:tab/>
-      <w:t>2026-08-18</w:t>
+      <w:t>2026-08-19</w:t>
       <w:br/>
       <w:br/>
     </w:r>

--- a/klagomål/A 23-2026 FSC-klagomål.docx
+++ b/klagomål/A 23-2026 FSC-klagomål.docx
@@ -732,7 +732,7 @@
     <w:r>
       <w:tab/>
       <w:tab/>
-      <w:t>2026-08-19</w:t>
+      <w:t>2026-08-20</w:t>
       <w:br/>
       <w:br/>
     </w:r>

--- a/klagomål/A 23-2026 FSC-klagomål.docx
+++ b/klagomål/A 23-2026 FSC-klagomål.docx
@@ -732,7 +732,7 @@
     <w:r>
       <w:tab/>
       <w:tab/>
-      <w:t>2026-08-20</w:t>
+      <w:t>2026-08-21</w:t>
       <w:br/>
       <w:br/>
     </w:r>

--- a/klagomål/A 23-2026 FSC-klagomål.docx
+++ b/klagomål/A 23-2026 FSC-klagomål.docx
@@ -732,7 +732,7 @@
     <w:r>
       <w:tab/>
       <w:tab/>
-      <w:t>2026-08-21</w:t>
+      <w:t>2026-08-22</w:t>
       <w:br/>
       <w:br/>
     </w:r>
